--- a/services/drawing-similarity-api/docs/onboarding/類似図面検索_操作ガイド.docx
+++ b/services/drawing-similarity-api/docs/onboarding/類似図面検索_操作ガイド.docx
@@ -14,7 +14,7 @@
       </w:pPr>
       <w:r>
         <w:rPr>
-          <w:rFonts w:ascii="游ゴシック" w:cs="游ゴシック" w:eastAsia="游ゴシック" w:hAnsi="游ゴシック"/>
+          <w:rFonts w:ascii="Noto Sans JP" w:cs="Noto Sans JP" w:eastAsia="Noto Sans JP" w:hAnsi="Noto Sans JP"/>
           <w:b/>
           <w:bCs/>
           <w:color w:val="1E2761"/>
@@ -35,7 +35,7 @@
       </w:pPr>
       <w:r>
         <w:rPr>
-          <w:rFonts w:ascii="游ゴシック" w:cs="游ゴシック" w:eastAsia="游ゴシック" w:hAnsi="游ゴシック"/>
+          <w:rFonts w:ascii="Noto Sans JP" w:cs="Noto Sans JP" w:eastAsia="Noto Sans JP" w:hAnsi="Noto Sans JP"/>
           <w:b/>
           <w:bCs/>
           <w:color w:val="1E2761"/>
@@ -52,7 +52,7 @@
       </w:pPr>
       <w:r>
         <w:rPr>
-          <w:rFonts w:ascii="游ゴシック" w:cs="游ゴシック" w:eastAsia="游ゴシック" w:hAnsi="游ゴシック"/>
+          <w:rFonts w:ascii="Noto Sans JP" w:cs="Noto Sans JP" w:eastAsia="Noto Sans JP" w:hAnsi="Noto Sans JP"/>
           <w:b/>
           <w:bCs/>
           <w:color w:val="1E2761"/>
@@ -69,7 +69,7 @@
       </w:pPr>
       <w:r>
         <w:rPr>
-          <w:rFonts w:ascii="游ゴシック" w:cs="游ゴシック" w:eastAsia="游ゴシック" w:hAnsi="游ゴシック"/>
+          <w:rFonts w:ascii="Noto Sans JP" w:cs="Noto Sans JP" w:eastAsia="Noto Sans JP" w:hAnsi="Noto Sans JP"/>
           <w:color w:val="444444"/>
           <w:sz w:val="24"/>
           <w:szCs w:val="24"/>
@@ -84,7 +84,7 @@
       </w:pPr>
       <w:r>
         <w:rPr>
-          <w:rFonts w:ascii="游ゴシック" w:cs="游ゴシック" w:eastAsia="游ゴシック" w:hAnsi="游ゴシック"/>
+          <w:rFonts w:ascii="Noto Sans JP" w:cs="Noto Sans JP" w:eastAsia="Noto Sans JP" w:hAnsi="Noto Sans JP"/>
           <w:sz w:val="22"/>
           <w:szCs w:val="22"/>
         </w:rPr>
@@ -98,7 +98,7 @@
       </w:pPr>
       <w:r>
         <w:rPr>
-          <w:rFonts w:ascii="游ゴシック" w:cs="游ゴシック" w:eastAsia="游ゴシック" w:hAnsi="游ゴシック"/>
+          <w:rFonts w:ascii="Noto Sans JP" w:cs="Noto Sans JP" w:eastAsia="Noto Sans JP" w:hAnsi="Noto Sans JP"/>
           <w:sz w:val="22"/>
           <w:szCs w:val="22"/>
         </w:rPr>
@@ -112,7 +112,7 @@
       </w:pPr>
       <w:r>
         <w:rPr>
-          <w:rFonts w:ascii="游ゴシック" w:cs="游ゴシック" w:eastAsia="游ゴシック" w:hAnsi="游ゴシック"/>
+          <w:rFonts w:ascii="Noto Sans JP" w:cs="Noto Sans JP" w:eastAsia="Noto Sans JP" w:hAnsi="Noto Sans JP"/>
           <w:sz w:val="22"/>
           <w:szCs w:val="22"/>
         </w:rPr>
@@ -126,7 +126,7 @@
       </w:pPr>
       <w:r>
         <w:rPr>
-          <w:rFonts w:ascii="游ゴシック" w:cs="游ゴシック" w:eastAsia="游ゴシック" w:hAnsi="游ゴシック"/>
+          <w:rFonts w:ascii="Noto Sans JP" w:cs="Noto Sans JP" w:eastAsia="Noto Sans JP" w:hAnsi="Noto Sans JP"/>
           <w:b/>
           <w:bCs/>
           <w:color w:val="E8833A"/>
@@ -160,7 +160,7 @@
       </w:pPr>
       <w:r>
         <w:rPr>
-          <w:rFonts w:ascii="游ゴシック" w:cs="游ゴシック" w:eastAsia="游ゴシック" w:hAnsi="游ゴシック"/>
+          <w:rFonts w:ascii="Noto Sans JP" w:cs="Noto Sans JP" w:eastAsia="Noto Sans JP" w:hAnsi="Noto Sans JP"/>
           <w:b/>
           <w:bCs/>
           <w:color w:val="1E2761"/>
@@ -216,7 +216,7 @@
       </w:pPr>
       <w:r>
         <w:rPr>
-          <w:rFonts w:ascii="游ゴシック" w:cs="游ゴシック" w:eastAsia="游ゴシック" w:hAnsi="游ゴシック"/>
+          <w:rFonts w:ascii="Noto Sans JP" w:cs="Noto Sans JP" w:eastAsia="Noto Sans JP" w:hAnsi="Noto Sans JP"/>
           <w:b/>
           <w:bCs/>
           <w:color w:val="1E2761"/>
@@ -232,7 +232,7 @@
       </w:pPr>
       <w:r>
         <w:rPr>
-          <w:rFonts w:ascii="游ゴシック" w:cs="游ゴシック" w:eastAsia="游ゴシック" w:hAnsi="游ゴシック"/>
+          <w:rFonts w:ascii="Noto Sans JP" w:cs="Noto Sans JP" w:eastAsia="Noto Sans JP" w:hAnsi="Noto Sans JP"/>
           <w:b w:val="false"/>
           <w:bCs w:val="false"/>
           <w:sz w:val="21"/>
@@ -247,7 +247,7 @@
       </w:pPr>
       <w:r>
         <w:rPr>
-          <w:rFonts w:ascii="游ゴシック" w:cs="游ゴシック" w:eastAsia="游ゴシック" w:hAnsi="游ゴシック"/>
+          <w:rFonts w:ascii="Noto Sans JP" w:cs="Noto Sans JP" w:eastAsia="Noto Sans JP" w:hAnsi="Noto Sans JP"/>
           <w:b w:val="false"/>
           <w:bCs w:val="false"/>
           <w:sz w:val="21"/>
@@ -263,7 +263,7 @@
       </w:pPr>
       <w:r>
         <w:rPr>
-          <w:rFonts w:ascii="游ゴシック" w:cs="游ゴシック" w:eastAsia="游ゴシック" w:hAnsi="游ゴシック"/>
+          <w:rFonts w:ascii="Noto Sans JP" w:cs="Noto Sans JP" w:eastAsia="Noto Sans JP" w:hAnsi="Noto Sans JP"/>
           <w:b/>
           <w:bCs/>
           <w:color w:val="1E2761"/>
@@ -316,7 +316,7 @@
           <w:p>
             <w:r>
               <w:rPr>
-                <w:rFonts w:ascii="游ゴシック" w:cs="游ゴシック" w:eastAsia="游ゴシック" w:hAnsi="游ゴシック"/>
+                <w:rFonts w:ascii="Noto Sans JP" w:cs="Noto Sans JP" w:eastAsia="Noto Sans JP" w:hAnsi="Noto Sans JP"/>
                 <w:b/>
                 <w:bCs/>
                 <w:color w:val="FFFFFF"/>
@@ -348,7 +348,7 @@
           <w:p>
             <w:r>
               <w:rPr>
-                <w:rFonts w:ascii="游ゴシック" w:cs="游ゴシック" w:eastAsia="游ゴシック" w:hAnsi="游ゴシック"/>
+                <w:rFonts w:ascii="Noto Sans JP" w:cs="Noto Sans JP" w:eastAsia="Noto Sans JP" w:hAnsi="Noto Sans JP"/>
                 <w:b/>
                 <w:bCs/>
                 <w:color w:val="FFFFFF"/>
@@ -380,7 +380,7 @@
           <w:p>
             <w:r>
               <w:rPr>
-                <w:rFonts w:ascii="游ゴシック" w:cs="游ゴシック" w:eastAsia="游ゴシック" w:hAnsi="游ゴシック"/>
+                <w:rFonts w:ascii="Noto Sans JP" w:cs="Noto Sans JP" w:eastAsia="Noto Sans JP" w:hAnsi="Noto Sans JP"/>
                 <w:b/>
                 <w:bCs/>
                 <w:color w:val="FFFFFF"/>
@@ -412,7 +412,7 @@
           <w:p>
             <w:r>
               <w:rPr>
-                <w:rFonts w:ascii="游ゴシック" w:cs="游ゴシック" w:eastAsia="游ゴシック" w:hAnsi="游ゴシック"/>
+                <w:rFonts w:ascii="Noto Sans JP" w:cs="Noto Sans JP" w:eastAsia="Noto Sans JP" w:hAnsi="Noto Sans JP"/>
                 <w:b/>
                 <w:bCs/>
                 <w:color w:val="FFFFFF"/>
@@ -445,7 +445,7 @@
           <w:p>
             <w:r>
               <w:rPr>
-                <w:rFonts w:ascii="游ゴシック" w:cs="游ゴシック" w:eastAsia="游ゴシック" w:hAnsi="游ゴシック"/>
+                <w:rFonts w:ascii="Noto Sans JP" w:cs="Noto Sans JP" w:eastAsia="Noto Sans JP" w:hAnsi="Noto Sans JP"/>
                 <w:b w:val="false"/>
                 <w:bCs w:val="false"/>
                 <w:sz w:val="20"/>
@@ -475,7 +475,7 @@
           <w:p>
             <w:r>
               <w:rPr>
-                <w:rFonts w:ascii="游ゴシック" w:cs="游ゴシック" w:eastAsia="游ゴシック" w:hAnsi="游ゴシック"/>
+                <w:rFonts w:ascii="Noto Sans JP" w:cs="Noto Sans JP" w:eastAsia="Noto Sans JP" w:hAnsi="Noto Sans JP"/>
                 <w:b w:val="false"/>
                 <w:bCs w:val="false"/>
                 <w:sz w:val="20"/>
@@ -505,7 +505,7 @@
           <w:p>
             <w:r>
               <w:rPr>
-                <w:rFonts w:ascii="游ゴシック" w:cs="游ゴシック" w:eastAsia="游ゴシック" w:hAnsi="游ゴシック"/>
+                <w:rFonts w:ascii="Noto Sans JP" w:cs="Noto Sans JP" w:eastAsia="Noto Sans JP" w:hAnsi="Noto Sans JP"/>
                 <w:b w:val="false"/>
                 <w:bCs w:val="false"/>
                 <w:sz w:val="20"/>
@@ -535,7 +535,7 @@
           <w:p>
             <w:r>
               <w:rPr>
-                <w:rFonts w:ascii="游ゴシック" w:cs="游ゴシック" w:eastAsia="游ゴシック" w:hAnsi="游ゴシック"/>
+                <w:rFonts w:ascii="Noto Sans JP" w:cs="Noto Sans JP" w:eastAsia="Noto Sans JP" w:hAnsi="Noto Sans JP"/>
                 <w:b w:val="false"/>
                 <w:bCs w:val="false"/>
                 <w:sz w:val="20"/>
@@ -568,7 +568,7 @@
           <w:p>
             <w:r>
               <w:rPr>
-                <w:rFonts w:ascii="游ゴシック" w:cs="游ゴシック" w:eastAsia="游ゴシック" w:hAnsi="游ゴシック"/>
+                <w:rFonts w:ascii="Noto Sans JP" w:cs="Noto Sans JP" w:eastAsia="Noto Sans JP" w:hAnsi="Noto Sans JP"/>
                 <w:b w:val="false"/>
                 <w:bCs w:val="false"/>
                 <w:sz w:val="20"/>
@@ -599,7 +599,7 @@
           <w:p>
             <w:r>
               <w:rPr>
-                <w:rFonts w:ascii="游ゴシック" w:cs="游ゴシック" w:eastAsia="游ゴシック" w:hAnsi="游ゴシック"/>
+                <w:rFonts w:ascii="Noto Sans JP" w:cs="Noto Sans JP" w:eastAsia="Noto Sans JP" w:hAnsi="Noto Sans JP"/>
                 <w:b w:val="false"/>
                 <w:bCs w:val="false"/>
                 <w:sz w:val="20"/>
@@ -630,7 +630,7 @@
           <w:p>
             <w:r>
               <w:rPr>
-                <w:rFonts w:ascii="游ゴシック" w:cs="游ゴシック" w:eastAsia="游ゴシック" w:hAnsi="游ゴシック"/>
+                <w:rFonts w:ascii="Noto Sans JP" w:cs="Noto Sans JP" w:eastAsia="Noto Sans JP" w:hAnsi="Noto Sans JP"/>
                 <w:b w:val="false"/>
                 <w:bCs w:val="false"/>
                 <w:sz w:val="20"/>
@@ -661,7 +661,7 @@
           <w:p>
             <w:r>
               <w:rPr>
-                <w:rFonts w:ascii="游ゴシック" w:cs="游ゴシック" w:eastAsia="游ゴシック" w:hAnsi="游ゴシック"/>
+                <w:rFonts w:ascii="Noto Sans JP" w:cs="Noto Sans JP" w:eastAsia="Noto Sans JP" w:hAnsi="Noto Sans JP"/>
                 <w:b w:val="false"/>
                 <w:bCs w:val="false"/>
                 <w:sz w:val="20"/>
@@ -693,7 +693,7 @@
           <w:p>
             <w:r>
               <w:rPr>
-                <w:rFonts w:ascii="游ゴシック" w:cs="游ゴシック" w:eastAsia="游ゴシック" w:hAnsi="游ゴシック"/>
+                <w:rFonts w:ascii="Noto Sans JP" w:cs="Noto Sans JP" w:eastAsia="Noto Sans JP" w:hAnsi="Noto Sans JP"/>
                 <w:b w:val="false"/>
                 <w:bCs w:val="false"/>
                 <w:sz w:val="20"/>
@@ -723,7 +723,7 @@
           <w:p>
             <w:r>
               <w:rPr>
-                <w:rFonts w:ascii="游ゴシック" w:cs="游ゴシック" w:eastAsia="游ゴシック" w:hAnsi="游ゴシック"/>
+                <w:rFonts w:ascii="Noto Sans JP" w:cs="Noto Sans JP" w:eastAsia="Noto Sans JP" w:hAnsi="Noto Sans JP"/>
                 <w:b w:val="false"/>
                 <w:bCs w:val="false"/>
                 <w:sz w:val="20"/>
@@ -753,7 +753,7 @@
           <w:p>
             <w:r>
               <w:rPr>
-                <w:rFonts w:ascii="游ゴシック" w:cs="游ゴシック" w:eastAsia="游ゴシック" w:hAnsi="游ゴシック"/>
+                <w:rFonts w:ascii="Noto Sans JP" w:cs="Noto Sans JP" w:eastAsia="Noto Sans JP" w:hAnsi="Noto Sans JP"/>
                 <w:b w:val="false"/>
                 <w:bCs w:val="false"/>
                 <w:sz w:val="20"/>
@@ -783,7 +783,7 @@
           <w:p>
             <w:r>
               <w:rPr>
-                <w:rFonts w:ascii="游ゴシック" w:cs="游ゴシック" w:eastAsia="游ゴシック" w:hAnsi="游ゴシック"/>
+                <w:rFonts w:ascii="Noto Sans JP" w:cs="Noto Sans JP" w:eastAsia="Noto Sans JP" w:hAnsi="Noto Sans JP"/>
                 <w:b w:val="false"/>
                 <w:bCs w:val="false"/>
                 <w:sz w:val="20"/>
@@ -816,7 +816,7 @@
           <w:p>
             <w:r>
               <w:rPr>
-                <w:rFonts w:ascii="游ゴシック" w:cs="游ゴシック" w:eastAsia="游ゴシック" w:hAnsi="游ゴシック"/>
+                <w:rFonts w:ascii="Noto Sans JP" w:cs="Noto Sans JP" w:eastAsia="Noto Sans JP" w:hAnsi="Noto Sans JP"/>
                 <w:b w:val="false"/>
                 <w:bCs w:val="false"/>
                 <w:sz w:val="20"/>
@@ -847,7 +847,7 @@
           <w:p>
             <w:r>
               <w:rPr>
-                <w:rFonts w:ascii="游ゴシック" w:cs="游ゴシック" w:eastAsia="游ゴシック" w:hAnsi="游ゴシック"/>
+                <w:rFonts w:ascii="Noto Sans JP" w:cs="Noto Sans JP" w:eastAsia="Noto Sans JP" w:hAnsi="Noto Sans JP"/>
                 <w:b w:val="false"/>
                 <w:bCs w:val="false"/>
                 <w:sz w:val="20"/>
@@ -878,7 +878,7 @@
           <w:p>
             <w:r>
               <w:rPr>
-                <w:rFonts w:ascii="游ゴシック" w:cs="游ゴシック" w:eastAsia="游ゴシック" w:hAnsi="游ゴシック"/>
+                <w:rFonts w:ascii="Noto Sans JP" w:cs="Noto Sans JP" w:eastAsia="Noto Sans JP" w:hAnsi="Noto Sans JP"/>
                 <w:b w:val="false"/>
                 <w:bCs w:val="false"/>
                 <w:sz w:val="20"/>
@@ -909,7 +909,7 @@
           <w:p>
             <w:r>
               <w:rPr>
-                <w:rFonts w:ascii="游ゴシック" w:cs="游ゴシック" w:eastAsia="游ゴシック" w:hAnsi="游ゴシック"/>
+                <w:rFonts w:ascii="Noto Sans JP" w:cs="Noto Sans JP" w:eastAsia="Noto Sans JP" w:hAnsi="Noto Sans JP"/>
                 <w:b w:val="false"/>
                 <w:bCs w:val="false"/>
                 <w:sz w:val="20"/>
@@ -941,7 +941,7 @@
           <w:p>
             <w:r>
               <w:rPr>
-                <w:rFonts w:ascii="游ゴシック" w:cs="游ゴシック" w:eastAsia="游ゴシック" w:hAnsi="游ゴシック"/>
+                <w:rFonts w:ascii="Noto Sans JP" w:cs="Noto Sans JP" w:eastAsia="Noto Sans JP" w:hAnsi="Noto Sans JP"/>
                 <w:b w:val="false"/>
                 <w:bCs w:val="false"/>
                 <w:sz w:val="20"/>
@@ -971,7 +971,7 @@
           <w:p>
             <w:r>
               <w:rPr>
-                <w:rFonts w:ascii="游ゴシック" w:cs="游ゴシック" w:eastAsia="游ゴシック" w:hAnsi="游ゴシック"/>
+                <w:rFonts w:ascii="Noto Sans JP" w:cs="Noto Sans JP" w:eastAsia="Noto Sans JP" w:hAnsi="Noto Sans JP"/>
                 <w:b w:val="false"/>
                 <w:bCs w:val="false"/>
                 <w:sz w:val="20"/>
@@ -1001,7 +1001,7 @@
           <w:p>
             <w:r>
               <w:rPr>
-                <w:rFonts w:ascii="游ゴシック" w:cs="游ゴシック" w:eastAsia="游ゴシック" w:hAnsi="游ゴシック"/>
+                <w:rFonts w:ascii="Noto Sans JP" w:cs="Noto Sans JP" w:eastAsia="Noto Sans JP" w:hAnsi="Noto Sans JP"/>
                 <w:b w:val="false"/>
                 <w:bCs w:val="false"/>
                 <w:sz w:val="20"/>
@@ -1031,7 +1031,7 @@
           <w:p>
             <w:r>
               <w:rPr>
-                <w:rFonts w:ascii="游ゴシック" w:cs="游ゴシック" w:eastAsia="游ゴシック" w:hAnsi="游ゴシック"/>
+                <w:rFonts w:ascii="Noto Sans JP" w:cs="Noto Sans JP" w:eastAsia="Noto Sans JP" w:hAnsi="Noto Sans JP"/>
                 <w:b w:val="false"/>
                 <w:bCs w:val="false"/>
                 <w:sz w:val="20"/>
@@ -1049,7 +1049,7 @@
       </w:pPr>
       <w:r>
         <w:rPr>
-          <w:rFonts w:ascii="游ゴシック" w:cs="游ゴシック" w:eastAsia="游ゴシック" w:hAnsi="游ゴシック"/>
+          <w:rFonts w:ascii="Noto Sans JP" w:cs="Noto Sans JP" w:eastAsia="Noto Sans JP" w:hAnsi="Noto Sans JP"/>
           <w:b w:val="false"/>
           <w:bCs w:val="false"/>
           <w:sz w:val="21"/>
@@ -1097,7 +1097,7 @@
             </w:pPr>
             <w:r>
               <w:rPr>
-                <w:rFonts w:ascii="游ゴシック" w:cs="游ゴシック" w:eastAsia="游ゴシック" w:hAnsi="游ゴシック"/>
+                <w:rFonts w:ascii="Noto Sans JP" w:cs="Noto Sans JP" w:eastAsia="Noto Sans JP" w:hAnsi="Noto Sans JP"/>
                 <w:i/>
                 <w:iCs/>
                 <w:color w:val="777777"/>
@@ -1130,7 +1130,7 @@
       </w:pPr>
       <w:r>
         <w:rPr>
-          <w:rFonts w:ascii="游ゴシック" w:cs="游ゴシック" w:eastAsia="游ゴシック" w:hAnsi="游ゴシック"/>
+          <w:rFonts w:ascii="Noto Sans JP" w:cs="Noto Sans JP" w:eastAsia="Noto Sans JP" w:hAnsi="Noto Sans JP"/>
           <w:b/>
           <w:bCs/>
           <w:color w:val="1E2761"/>
@@ -1146,7 +1146,7 @@
       </w:pPr>
       <w:r>
         <w:rPr>
-          <w:rFonts w:ascii="游ゴシック" w:cs="游ゴシック" w:eastAsia="游ゴシック" w:hAnsi="游ゴシック"/>
+          <w:rFonts w:ascii="Noto Sans JP" w:cs="Noto Sans JP" w:eastAsia="Noto Sans JP" w:hAnsi="Noto Sans JP"/>
           <w:b w:val="false"/>
           <w:bCs w:val="false"/>
           <w:sz w:val="21"/>
@@ -1166,7 +1166,7 @@
       </w:pPr>
       <w:r>
         <w:rPr>
-          <w:rFonts w:ascii="游ゴシック" w:cs="游ゴシック" w:eastAsia="游ゴシック" w:hAnsi="游ゴシック"/>
+          <w:rFonts w:ascii="Noto Sans JP" w:cs="Noto Sans JP" w:eastAsia="Noto Sans JP" w:hAnsi="Noto Sans JP"/>
           <w:sz w:val="21"/>
           <w:szCs w:val="21"/>
         </w:rPr>
@@ -1184,7 +1184,7 @@
       </w:pPr>
       <w:r>
         <w:rPr>
-          <w:rFonts w:ascii="游ゴシック" w:cs="游ゴシック" w:eastAsia="游ゴシック" w:hAnsi="游ゴシック"/>
+          <w:rFonts w:ascii="Noto Sans JP" w:cs="Noto Sans JP" w:eastAsia="Noto Sans JP" w:hAnsi="Noto Sans JP"/>
           <w:sz w:val="21"/>
           <w:szCs w:val="21"/>
         </w:rPr>
@@ -1202,7 +1202,7 @@
       </w:pPr>
       <w:r>
         <w:rPr>
-          <w:rFonts w:ascii="游ゴシック" w:cs="游ゴシック" w:eastAsia="游ゴシック" w:hAnsi="游ゴシック"/>
+          <w:rFonts w:ascii="Noto Sans JP" w:cs="Noto Sans JP" w:eastAsia="Noto Sans JP" w:hAnsi="Noto Sans JP"/>
           <w:sz w:val="21"/>
           <w:szCs w:val="21"/>
         </w:rPr>
@@ -1248,7 +1248,7 @@
             </w:pPr>
             <w:r>
               <w:rPr>
-                <w:rFonts w:ascii="游ゴシック" w:cs="游ゴシック" w:eastAsia="游ゴシック" w:hAnsi="游ゴシック"/>
+                <w:rFonts w:ascii="Noto Sans JP" w:cs="Noto Sans JP" w:eastAsia="Noto Sans JP" w:hAnsi="Noto Sans JP"/>
                 <w:i/>
                 <w:iCs/>
                 <w:color w:val="777777"/>
@@ -1300,7 +1300,7 @@
             </w:pPr>
             <w:r>
               <w:rPr>
-                <w:rFonts w:ascii="游ゴシック" w:cs="游ゴシック" w:eastAsia="游ゴシック" w:hAnsi="游ゴシック"/>
+                <w:rFonts w:ascii="Noto Sans JP" w:cs="Noto Sans JP" w:eastAsia="Noto Sans JP" w:hAnsi="Noto Sans JP"/>
                 <w:i/>
                 <w:iCs/>
                 <w:color w:val="777777"/>
@@ -1320,7 +1320,7 @@
       </w:pPr>
       <w:r>
         <w:rPr>
-          <w:rFonts w:ascii="游ゴシック" w:cs="游ゴシック" w:eastAsia="游ゴシック" w:hAnsi="游ゴシック"/>
+          <w:rFonts w:ascii="Noto Sans JP" w:cs="Noto Sans JP" w:eastAsia="Noto Sans JP" w:hAnsi="Noto Sans JP"/>
           <w:b/>
           <w:bCs/>
           <w:color w:val="1E2761"/>
@@ -1341,7 +1341,7 @@
       </w:pPr>
       <w:r>
         <w:rPr>
-          <w:rFonts w:ascii="游ゴシック" w:cs="游ゴシック" w:eastAsia="游ゴシック" w:hAnsi="游ゴシック"/>
+          <w:rFonts w:ascii="Noto Sans JP" w:cs="Noto Sans JP" w:eastAsia="Noto Sans JP" w:hAnsi="Noto Sans JP"/>
           <w:sz w:val="21"/>
           <w:szCs w:val="21"/>
         </w:rPr>
@@ -1359,7 +1359,7 @@
       </w:pPr>
       <w:r>
         <w:rPr>
-          <w:rFonts w:ascii="游ゴシック" w:cs="游ゴシック" w:eastAsia="游ゴシック" w:hAnsi="游ゴシック"/>
+          <w:rFonts w:ascii="Noto Sans JP" w:cs="Noto Sans JP" w:eastAsia="Noto Sans JP" w:hAnsi="Noto Sans JP"/>
           <w:sz w:val="21"/>
           <w:szCs w:val="21"/>
         </w:rPr>
@@ -1377,7 +1377,7 @@
       </w:pPr>
       <w:r>
         <w:rPr>
-          <w:rFonts w:ascii="游ゴシック" w:cs="游ゴシック" w:eastAsia="游ゴシック" w:hAnsi="游ゴシック"/>
+          <w:rFonts w:ascii="Noto Sans JP" w:cs="Noto Sans JP" w:eastAsia="Noto Sans JP" w:hAnsi="Noto Sans JP"/>
           <w:sz w:val="21"/>
           <w:szCs w:val="21"/>
         </w:rPr>
@@ -1395,7 +1395,7 @@
       </w:pPr>
       <w:r>
         <w:rPr>
-          <w:rFonts w:ascii="游ゴシック" w:cs="游ゴシック" w:eastAsia="游ゴシック" w:hAnsi="游ゴシック"/>
+          <w:rFonts w:ascii="Noto Sans JP" w:cs="Noto Sans JP" w:eastAsia="Noto Sans JP" w:hAnsi="Noto Sans JP"/>
           <w:sz w:val="21"/>
           <w:szCs w:val="21"/>
         </w:rPr>
@@ -1413,7 +1413,7 @@
       </w:pPr>
       <w:r>
         <w:rPr>
-          <w:rFonts w:ascii="游ゴシック" w:cs="游ゴシック" w:eastAsia="游ゴシック" w:hAnsi="游ゴシック"/>
+          <w:rFonts w:ascii="Noto Sans JP" w:cs="Noto Sans JP" w:eastAsia="Noto Sans JP" w:hAnsi="Noto Sans JP"/>
           <w:sz w:val="21"/>
           <w:szCs w:val="21"/>
         </w:rPr>
@@ -1427,7 +1427,7 @@
       </w:pPr>
       <w:r>
         <w:rPr>
-          <w:rFonts w:ascii="游ゴシック" w:cs="游ゴシック" w:eastAsia="游ゴシック" w:hAnsi="游ゴシック"/>
+          <w:rFonts w:ascii="Noto Sans JP" w:cs="Noto Sans JP" w:eastAsia="Noto Sans JP" w:hAnsi="Noto Sans JP"/>
           <w:b/>
           <w:bCs/>
           <w:color w:val="1E2761"/>
@@ -1478,7 +1478,7 @@
           <w:p>
             <w:r>
               <w:rPr>
-                <w:rFonts w:ascii="游ゴシック" w:cs="游ゴシック" w:eastAsia="游ゴシック" w:hAnsi="游ゴシック"/>
+                <w:rFonts w:ascii="Noto Sans JP" w:cs="Noto Sans JP" w:eastAsia="Noto Sans JP" w:hAnsi="Noto Sans JP"/>
                 <w:b/>
                 <w:bCs/>
                 <w:color w:val="FFFFFF"/>
@@ -1510,7 +1510,7 @@
           <w:p>
             <w:r>
               <w:rPr>
-                <w:rFonts w:ascii="游ゴシック" w:cs="游ゴシック" w:eastAsia="游ゴシック" w:hAnsi="游ゴシック"/>
+                <w:rFonts w:ascii="Noto Sans JP" w:cs="Noto Sans JP" w:eastAsia="Noto Sans JP" w:hAnsi="Noto Sans JP"/>
                 <w:b/>
                 <w:bCs/>
                 <w:color w:val="FFFFFF"/>
@@ -1543,7 +1543,7 @@
           <w:p>
             <w:r>
               <w:rPr>
-                <w:rFonts w:ascii="游ゴシック" w:cs="游ゴシック" w:eastAsia="游ゴシック" w:hAnsi="游ゴシック"/>
+                <w:rFonts w:ascii="Noto Sans JP" w:cs="Noto Sans JP" w:eastAsia="Noto Sans JP" w:hAnsi="Noto Sans JP"/>
                 <w:b w:val="false"/>
                 <w:bCs w:val="false"/>
                 <w:sz w:val="20"/>
@@ -1573,7 +1573,7 @@
           <w:p>
             <w:r>
               <w:rPr>
-                <w:rFonts w:ascii="游ゴシック" w:cs="游ゴシック" w:eastAsia="游ゴシック" w:hAnsi="游ゴシック"/>
+                <w:rFonts w:ascii="Noto Sans JP" w:cs="Noto Sans JP" w:eastAsia="Noto Sans JP" w:hAnsi="Noto Sans JP"/>
                 <w:b w:val="false"/>
                 <w:bCs w:val="false"/>
                 <w:sz w:val="20"/>
@@ -1606,7 +1606,7 @@
           <w:p>
             <w:r>
               <w:rPr>
-                <w:rFonts w:ascii="游ゴシック" w:cs="游ゴシック" w:eastAsia="游ゴシック" w:hAnsi="游ゴシック"/>
+                <w:rFonts w:ascii="Noto Sans JP" w:cs="Noto Sans JP" w:eastAsia="Noto Sans JP" w:hAnsi="Noto Sans JP"/>
                 <w:b w:val="false"/>
                 <w:bCs w:val="false"/>
                 <w:sz w:val="20"/>
@@ -1637,7 +1637,7 @@
           <w:p>
             <w:r>
               <w:rPr>
-                <w:rFonts w:ascii="游ゴシック" w:cs="游ゴシック" w:eastAsia="游ゴシック" w:hAnsi="游ゴシック"/>
+                <w:rFonts w:ascii="Noto Sans JP" w:cs="Noto Sans JP" w:eastAsia="Noto Sans JP" w:hAnsi="Noto Sans JP"/>
                 <w:b w:val="false"/>
                 <w:bCs w:val="false"/>
                 <w:sz w:val="20"/>
@@ -1669,7 +1669,7 @@
           <w:p>
             <w:r>
               <w:rPr>
-                <w:rFonts w:ascii="游ゴシック" w:cs="游ゴシック" w:eastAsia="游ゴシック" w:hAnsi="游ゴシック"/>
+                <w:rFonts w:ascii="Noto Sans JP" w:cs="Noto Sans JP" w:eastAsia="Noto Sans JP" w:hAnsi="Noto Sans JP"/>
                 <w:b w:val="false"/>
                 <w:bCs w:val="false"/>
                 <w:sz w:val="20"/>
@@ -1699,7 +1699,7 @@
           <w:p>
             <w:r>
               <w:rPr>
-                <w:rFonts w:ascii="游ゴシック" w:cs="游ゴシック" w:eastAsia="游ゴシック" w:hAnsi="游ゴシック"/>
+                <w:rFonts w:ascii="Noto Sans JP" w:cs="Noto Sans JP" w:eastAsia="Noto Sans JP" w:hAnsi="Noto Sans JP"/>
                 <w:b w:val="false"/>
                 <w:bCs w:val="false"/>
                 <w:sz w:val="20"/>
@@ -1732,7 +1732,7 @@
           <w:p>
             <w:r>
               <w:rPr>
-                <w:rFonts w:ascii="游ゴシック" w:cs="游ゴシック" w:eastAsia="游ゴシック" w:hAnsi="游ゴシック"/>
+                <w:rFonts w:ascii="Noto Sans JP" w:cs="Noto Sans JP" w:eastAsia="Noto Sans JP" w:hAnsi="Noto Sans JP"/>
                 <w:b w:val="false"/>
                 <w:bCs w:val="false"/>
                 <w:sz w:val="20"/>
@@ -1763,7 +1763,7 @@
           <w:p>
             <w:r>
               <w:rPr>
-                <w:rFonts w:ascii="游ゴシック" w:cs="游ゴシック" w:eastAsia="游ゴシック" w:hAnsi="游ゴシック"/>
+                <w:rFonts w:ascii="Noto Sans JP" w:cs="Noto Sans JP" w:eastAsia="Noto Sans JP" w:hAnsi="Noto Sans JP"/>
                 <w:b w:val="false"/>
                 <w:bCs w:val="false"/>
                 <w:sz w:val="20"/>
@@ -1795,7 +1795,7 @@
           <w:p>
             <w:r>
               <w:rPr>
-                <w:rFonts w:ascii="游ゴシック" w:cs="游ゴシック" w:eastAsia="游ゴシック" w:hAnsi="游ゴシック"/>
+                <w:rFonts w:ascii="Noto Sans JP" w:cs="Noto Sans JP" w:eastAsia="Noto Sans JP" w:hAnsi="Noto Sans JP"/>
                 <w:b w:val="false"/>
                 <w:bCs w:val="false"/>
                 <w:sz w:val="20"/>
@@ -1825,7 +1825,7 @@
           <w:p>
             <w:r>
               <w:rPr>
-                <w:rFonts w:ascii="游ゴシック" w:cs="游ゴシック" w:eastAsia="游ゴシック" w:hAnsi="游ゴシック"/>
+                <w:rFonts w:ascii="Noto Sans JP" w:cs="Noto Sans JP" w:eastAsia="Noto Sans JP" w:hAnsi="Noto Sans JP"/>
                 <w:b w:val="false"/>
                 <w:bCs w:val="false"/>
                 <w:sz w:val="20"/>
@@ -1858,7 +1858,7 @@
           <w:p>
             <w:r>
               <w:rPr>
-                <w:rFonts w:ascii="游ゴシック" w:cs="游ゴシック" w:eastAsia="游ゴシック" w:hAnsi="游ゴシック"/>
+                <w:rFonts w:ascii="Noto Sans JP" w:cs="Noto Sans JP" w:eastAsia="Noto Sans JP" w:hAnsi="Noto Sans JP"/>
                 <w:b w:val="false"/>
                 <w:bCs w:val="false"/>
                 <w:sz w:val="20"/>
@@ -1889,7 +1889,7 @@
           <w:p>
             <w:r>
               <w:rPr>
-                <w:rFonts w:ascii="游ゴシック" w:cs="游ゴシック" w:eastAsia="游ゴシック" w:hAnsi="游ゴシック"/>
+                <w:rFonts w:ascii="Noto Sans JP" w:cs="Noto Sans JP" w:eastAsia="Noto Sans JP" w:hAnsi="Noto Sans JP"/>
                 <w:b w:val="false"/>
                 <w:bCs w:val="false"/>
                 <w:sz w:val="20"/>
@@ -1921,7 +1921,7 @@
           <w:p>
             <w:r>
               <w:rPr>
-                <w:rFonts w:ascii="游ゴシック" w:cs="游ゴシック" w:eastAsia="游ゴシック" w:hAnsi="游ゴシック"/>
+                <w:rFonts w:ascii="Noto Sans JP" w:cs="Noto Sans JP" w:eastAsia="Noto Sans JP" w:hAnsi="Noto Sans JP"/>
                 <w:b w:val="false"/>
                 <w:bCs w:val="false"/>
                 <w:sz w:val="20"/>
@@ -1951,7 +1951,7 @@
           <w:p>
             <w:r>
               <w:rPr>
-                <w:rFonts w:ascii="游ゴシック" w:cs="游ゴシック" w:eastAsia="游ゴシック" w:hAnsi="游ゴシック"/>
+                <w:rFonts w:ascii="Noto Sans JP" w:cs="Noto Sans JP" w:eastAsia="Noto Sans JP" w:hAnsi="Noto Sans JP"/>
                 <w:b w:val="false"/>
                 <w:bCs w:val="false"/>
                 <w:sz w:val="20"/>
@@ -1984,7 +1984,7 @@
           <w:p>
             <w:r>
               <w:rPr>
-                <w:rFonts w:ascii="游ゴシック" w:cs="游ゴシック" w:eastAsia="游ゴシック" w:hAnsi="游ゴシック"/>
+                <w:rFonts w:ascii="Noto Sans JP" w:cs="Noto Sans JP" w:eastAsia="Noto Sans JP" w:hAnsi="Noto Sans JP"/>
                 <w:b w:val="false"/>
                 <w:bCs w:val="false"/>
                 <w:sz w:val="20"/>
@@ -2015,7 +2015,7 @@
           <w:p>
             <w:r>
               <w:rPr>
-                <w:rFonts w:ascii="游ゴシック" w:cs="游ゴシック" w:eastAsia="游ゴシック" w:hAnsi="游ゴシック"/>
+                <w:rFonts w:ascii="Noto Sans JP" w:cs="Noto Sans JP" w:eastAsia="Noto Sans JP" w:hAnsi="Noto Sans JP"/>
                 <w:b w:val="false"/>
                 <w:bCs w:val="false"/>
                 <w:sz w:val="20"/>
@@ -2047,7 +2047,7 @@
           <w:p>
             <w:r>
               <w:rPr>
-                <w:rFonts w:ascii="游ゴシック" w:cs="游ゴシック" w:eastAsia="游ゴシック" w:hAnsi="游ゴシック"/>
+                <w:rFonts w:ascii="Noto Sans JP" w:cs="Noto Sans JP" w:eastAsia="Noto Sans JP" w:hAnsi="Noto Sans JP"/>
                 <w:b w:val="false"/>
                 <w:bCs w:val="false"/>
                 <w:sz w:val="20"/>
@@ -2077,7 +2077,7 @@
           <w:p>
             <w:r>
               <w:rPr>
-                <w:rFonts w:ascii="游ゴシック" w:cs="游ゴシック" w:eastAsia="游ゴシック" w:hAnsi="游ゴシック"/>
+                <w:rFonts w:ascii="Noto Sans JP" w:cs="Noto Sans JP" w:eastAsia="Noto Sans JP" w:hAnsi="Noto Sans JP"/>
                 <w:b w:val="false"/>
                 <w:bCs w:val="false"/>
                 <w:sz w:val="20"/>
@@ -2110,7 +2110,7 @@
           <w:p>
             <w:r>
               <w:rPr>
-                <w:rFonts w:ascii="游ゴシック" w:cs="游ゴシック" w:eastAsia="游ゴシック" w:hAnsi="游ゴシック"/>
+                <w:rFonts w:ascii="Noto Sans JP" w:cs="Noto Sans JP" w:eastAsia="Noto Sans JP" w:hAnsi="Noto Sans JP"/>
                 <w:b w:val="false"/>
                 <w:bCs w:val="false"/>
                 <w:sz w:val="20"/>
@@ -2141,7 +2141,7 @@
           <w:p>
             <w:r>
               <w:rPr>
-                <w:rFonts w:ascii="游ゴシック" w:cs="游ゴシック" w:eastAsia="游ゴシック" w:hAnsi="游ゴシック"/>
+                <w:rFonts w:ascii="Noto Sans JP" w:cs="Noto Sans JP" w:eastAsia="Noto Sans JP" w:hAnsi="Noto Sans JP"/>
                 <w:b w:val="false"/>
                 <w:bCs w:val="false"/>
                 <w:sz w:val="20"/>
@@ -2173,7 +2173,7 @@
           <w:p>
             <w:r>
               <w:rPr>
-                <w:rFonts w:ascii="游ゴシック" w:cs="游ゴシック" w:eastAsia="游ゴシック" w:hAnsi="游ゴシック"/>
+                <w:rFonts w:ascii="Noto Sans JP" w:cs="Noto Sans JP" w:eastAsia="Noto Sans JP" w:hAnsi="Noto Sans JP"/>
                 <w:b w:val="false"/>
                 <w:bCs w:val="false"/>
                 <w:sz w:val="20"/>
@@ -2203,7 +2203,7 @@
           <w:p>
             <w:r>
               <w:rPr>
-                <w:rFonts w:ascii="游ゴシック" w:cs="游ゴシック" w:eastAsia="游ゴシック" w:hAnsi="游ゴシック"/>
+                <w:rFonts w:ascii="Noto Sans JP" w:cs="Noto Sans JP" w:eastAsia="Noto Sans JP" w:hAnsi="Noto Sans JP"/>
                 <w:b w:val="false"/>
                 <w:bCs w:val="false"/>
                 <w:sz w:val="20"/>
@@ -2222,7 +2222,7 @@
       </w:pPr>
       <w:r>
         <w:rPr>
-          <w:rFonts w:ascii="游ゴシック" w:cs="游ゴシック" w:eastAsia="游ゴシック" w:hAnsi="游ゴシック"/>
+          <w:rFonts w:ascii="Noto Sans JP" w:cs="Noto Sans JP" w:eastAsia="Noto Sans JP" w:hAnsi="Noto Sans JP"/>
           <w:i w:val="false"/>
           <w:iCs w:val="false"/>
           <w:color w:val="555555"/>
@@ -2252,7 +2252,7 @@
       </w:pPr>
       <w:r>
         <w:rPr>
-          <w:rFonts w:ascii="游ゴシック" w:cs="游ゴシック" w:eastAsia="游ゴシック" w:hAnsi="游ゴシック"/>
+          <w:rFonts w:ascii="Noto Sans JP" w:cs="Noto Sans JP" w:eastAsia="Noto Sans JP" w:hAnsi="Noto Sans JP"/>
           <w:b/>
           <w:bCs/>
           <w:color w:val="1E2761"/>
@@ -2268,7 +2268,7 @@
       </w:pPr>
       <w:r>
         <w:rPr>
-          <w:rFonts w:ascii="游ゴシック" w:cs="游ゴシック" w:eastAsia="游ゴシック" w:hAnsi="游ゴシック"/>
+          <w:rFonts w:ascii="Noto Sans JP" w:cs="Noto Sans JP" w:eastAsia="Noto Sans JP" w:hAnsi="Noto Sans JP"/>
           <w:b w:val="false"/>
           <w:bCs w:val="false"/>
           <w:sz w:val="21"/>
@@ -2288,7 +2288,7 @@
       </w:pPr>
       <w:r>
         <w:rPr>
-          <w:rFonts w:ascii="游ゴシック" w:cs="游ゴシック" w:eastAsia="游ゴシック" w:hAnsi="游ゴシック"/>
+          <w:rFonts w:ascii="Noto Sans JP" w:cs="Noto Sans JP" w:eastAsia="Noto Sans JP" w:hAnsi="Noto Sans JP"/>
           <w:sz w:val="21"/>
           <w:szCs w:val="21"/>
         </w:rPr>
@@ -2306,7 +2306,7 @@
       </w:pPr>
       <w:r>
         <w:rPr>
-          <w:rFonts w:ascii="游ゴシック" w:cs="游ゴシック" w:eastAsia="游ゴシック" w:hAnsi="游ゴシック"/>
+          <w:rFonts w:ascii="Noto Sans JP" w:cs="Noto Sans JP" w:eastAsia="Noto Sans JP" w:hAnsi="Noto Sans JP"/>
           <w:sz w:val="21"/>
           <w:szCs w:val="21"/>
         </w:rPr>
@@ -2324,7 +2324,7 @@
       </w:pPr>
       <w:r>
         <w:rPr>
-          <w:rFonts w:ascii="游ゴシック" w:cs="游ゴシック" w:eastAsia="游ゴシック" w:hAnsi="游ゴシック"/>
+          <w:rFonts w:ascii="Noto Sans JP" w:cs="Noto Sans JP" w:eastAsia="Noto Sans JP" w:hAnsi="Noto Sans JP"/>
           <w:sz w:val="21"/>
           <w:szCs w:val="21"/>
         </w:rPr>
@@ -2370,7 +2370,7 @@
             </w:pPr>
             <w:r>
               <w:rPr>
-                <w:rFonts w:ascii="游ゴシック" w:cs="游ゴシック" w:eastAsia="游ゴシック" w:hAnsi="游ゴシック"/>
+                <w:rFonts w:ascii="Noto Sans JP" w:cs="Noto Sans JP" w:eastAsia="Noto Sans JP" w:hAnsi="Noto Sans JP"/>
                 <w:i/>
                 <w:iCs/>
                 <w:color w:val="777777"/>
@@ -2422,7 +2422,7 @@
             </w:pPr>
             <w:r>
               <w:rPr>
-                <w:rFonts w:ascii="游ゴシック" w:cs="游ゴシック" w:eastAsia="游ゴシック" w:hAnsi="游ゴシック"/>
+                <w:rFonts w:ascii="Noto Sans JP" w:cs="Noto Sans JP" w:eastAsia="Noto Sans JP" w:hAnsi="Noto Sans JP"/>
                 <w:i/>
                 <w:iCs/>
                 <w:color w:val="777777"/>
@@ -2446,7 +2446,7 @@
       </w:pPr>
       <w:r>
         <w:rPr>
-          <w:rFonts w:ascii="游ゴシック" w:cs="游ゴシック" w:eastAsia="游ゴシック" w:hAnsi="游ゴシック"/>
+          <w:rFonts w:ascii="Noto Sans JP" w:cs="Noto Sans JP" w:eastAsia="Noto Sans JP" w:hAnsi="Noto Sans JP"/>
           <w:sz w:val="21"/>
           <w:szCs w:val="21"/>
         </w:rPr>
@@ -2464,7 +2464,7 @@
       </w:pPr>
       <w:r>
         <w:rPr>
-          <w:rFonts w:ascii="游ゴシック" w:cs="游ゴシック" w:eastAsia="游ゴシック" w:hAnsi="游ゴシック"/>
+          <w:rFonts w:ascii="Noto Sans JP" w:cs="Noto Sans JP" w:eastAsia="Noto Sans JP" w:hAnsi="Noto Sans JP"/>
           <w:sz w:val="21"/>
           <w:szCs w:val="21"/>
         </w:rPr>
@@ -2482,7 +2482,7 @@
       </w:pPr>
       <w:r>
         <w:rPr>
-          <w:rFonts w:ascii="游ゴシック" w:cs="游ゴシック" w:eastAsia="游ゴシック" w:hAnsi="游ゴシック"/>
+          <w:rFonts w:ascii="Noto Sans JP" w:cs="Noto Sans JP" w:eastAsia="Noto Sans JP" w:hAnsi="Noto Sans JP"/>
           <w:sz w:val="21"/>
           <w:szCs w:val="21"/>
         </w:rPr>
@@ -2528,7 +2528,7 @@
             </w:pPr>
             <w:r>
               <w:rPr>
-                <w:rFonts w:ascii="游ゴシック" w:cs="游ゴシック" w:eastAsia="游ゴシック" w:hAnsi="游ゴシック"/>
+                <w:rFonts w:ascii="Noto Sans JP" w:cs="Noto Sans JP" w:eastAsia="Noto Sans JP" w:hAnsi="Noto Sans JP"/>
                 <w:sz w:val="20"/>
                 <w:szCs w:val="20"/>
               </w:rPr>
@@ -2541,7 +2541,7 @@
             </w:pPr>
             <w:r>
               <w:rPr>
-                <w:rFonts w:ascii="游ゴシック" w:cs="游ゴシック" w:eastAsia="游ゴシック" w:hAnsi="游ゴシック"/>
+                <w:rFonts w:ascii="Noto Sans JP" w:cs="Noto Sans JP" w:eastAsia="Noto Sans JP" w:hAnsi="Noto Sans JP"/>
                 <w:sz w:val="20"/>
                 <w:szCs w:val="20"/>
               </w:rPr>
@@ -2571,7 +2571,7 @@
       </w:pPr>
       <w:r>
         <w:rPr>
-          <w:rFonts w:ascii="游ゴシック" w:cs="游ゴシック" w:eastAsia="游ゴシック" w:hAnsi="游ゴシック"/>
+          <w:rFonts w:ascii="Noto Sans JP" w:cs="Noto Sans JP" w:eastAsia="Noto Sans JP" w:hAnsi="Noto Sans JP"/>
           <w:b/>
           <w:bCs/>
           <w:color w:val="1E2761"/>
@@ -2587,7 +2587,7 @@
       </w:pPr>
       <w:r>
         <w:rPr>
-          <w:rFonts w:ascii="游ゴシック" w:cs="游ゴシック" w:eastAsia="游ゴシック" w:hAnsi="游ゴシック"/>
+          <w:rFonts w:ascii="Noto Sans JP" w:cs="Noto Sans JP" w:eastAsia="Noto Sans JP" w:hAnsi="Noto Sans JP"/>
           <w:b w:val="false"/>
           <w:bCs w:val="false"/>
           <w:sz w:val="21"/>
@@ -2638,7 +2638,7 @@
           <w:p>
             <w:r>
               <w:rPr>
-                <w:rFonts w:ascii="游ゴシック" w:cs="游ゴシック" w:eastAsia="游ゴシック" w:hAnsi="游ゴシック"/>
+                <w:rFonts w:ascii="Noto Sans JP" w:cs="Noto Sans JP" w:eastAsia="Noto Sans JP" w:hAnsi="Noto Sans JP"/>
                 <w:b/>
                 <w:bCs/>
                 <w:color w:val="FFFFFF"/>
@@ -2670,7 +2670,7 @@
           <w:p>
             <w:r>
               <w:rPr>
-                <w:rFonts w:ascii="游ゴシック" w:cs="游ゴシック" w:eastAsia="游ゴシック" w:hAnsi="游ゴシック"/>
+                <w:rFonts w:ascii="Noto Sans JP" w:cs="Noto Sans JP" w:eastAsia="Noto Sans JP" w:hAnsi="Noto Sans JP"/>
                 <w:b/>
                 <w:bCs/>
                 <w:color w:val="FFFFFF"/>
@@ -2702,7 +2702,7 @@
           <w:p>
             <w:r>
               <w:rPr>
-                <w:rFonts w:ascii="游ゴシック" w:cs="游ゴシック" w:eastAsia="游ゴシック" w:hAnsi="游ゴシック"/>
+                <w:rFonts w:ascii="Noto Sans JP" w:cs="Noto Sans JP" w:eastAsia="Noto Sans JP" w:hAnsi="Noto Sans JP"/>
                 <w:b/>
                 <w:bCs/>
                 <w:color w:val="FFFFFF"/>
@@ -2735,7 +2735,7 @@
           <w:p>
             <w:r>
               <w:rPr>
-                <w:rFonts w:ascii="游ゴシック" w:cs="游ゴシック" w:eastAsia="游ゴシック" w:hAnsi="游ゴシック"/>
+                <w:rFonts w:ascii="Noto Sans JP" w:cs="Noto Sans JP" w:eastAsia="Noto Sans JP" w:hAnsi="Noto Sans JP"/>
                 <w:b w:val="false"/>
                 <w:bCs w:val="false"/>
                 <w:sz w:val="20"/>
@@ -2765,7 +2765,7 @@
           <w:p>
             <w:r>
               <w:rPr>
-                <w:rFonts w:ascii="游ゴシック" w:cs="游ゴシック" w:eastAsia="游ゴシック" w:hAnsi="游ゴシック"/>
+                <w:rFonts w:ascii="Noto Sans JP" w:cs="Noto Sans JP" w:eastAsia="Noto Sans JP" w:hAnsi="Noto Sans JP"/>
                 <w:b w:val="false"/>
                 <w:bCs w:val="false"/>
                 <w:sz w:val="20"/>
@@ -2795,7 +2795,7 @@
           <w:p>
             <w:r>
               <w:rPr>
-                <w:rFonts w:ascii="游ゴシック" w:cs="游ゴシック" w:eastAsia="游ゴシック" w:hAnsi="游ゴシック"/>
+                <w:rFonts w:ascii="Noto Sans JP" w:cs="Noto Sans JP" w:eastAsia="Noto Sans JP" w:hAnsi="Noto Sans JP"/>
                 <w:b w:val="false"/>
                 <w:bCs w:val="false"/>
                 <w:sz w:val="20"/>
@@ -2828,7 +2828,7 @@
           <w:p>
             <w:r>
               <w:rPr>
-                <w:rFonts w:ascii="游ゴシック" w:cs="游ゴシック" w:eastAsia="游ゴシック" w:hAnsi="游ゴシック"/>
+                <w:rFonts w:ascii="Noto Sans JP" w:cs="Noto Sans JP" w:eastAsia="Noto Sans JP" w:hAnsi="Noto Sans JP"/>
                 <w:b w:val="false"/>
                 <w:bCs w:val="false"/>
                 <w:sz w:val="20"/>
@@ -2859,7 +2859,7 @@
           <w:p>
             <w:r>
               <w:rPr>
-                <w:rFonts w:ascii="游ゴシック" w:cs="游ゴシック" w:eastAsia="游ゴシック" w:hAnsi="游ゴシック"/>
+                <w:rFonts w:ascii="Noto Sans JP" w:cs="Noto Sans JP" w:eastAsia="Noto Sans JP" w:hAnsi="Noto Sans JP"/>
                 <w:b w:val="false"/>
                 <w:bCs w:val="false"/>
                 <w:sz w:val="20"/>
@@ -2890,7 +2890,7 @@
           <w:p>
             <w:r>
               <w:rPr>
-                <w:rFonts w:ascii="游ゴシック" w:cs="游ゴシック" w:eastAsia="游ゴシック" w:hAnsi="游ゴシック"/>
+                <w:rFonts w:ascii="Noto Sans JP" w:cs="Noto Sans JP" w:eastAsia="Noto Sans JP" w:hAnsi="Noto Sans JP"/>
                 <w:b w:val="false"/>
                 <w:bCs w:val="false"/>
                 <w:sz w:val="20"/>
@@ -2909,7 +2909,7 @@
       </w:pPr>
       <w:r>
         <w:rPr>
-          <w:rFonts w:ascii="游ゴシック" w:cs="游ゴシック" w:eastAsia="游ゴシック" w:hAnsi="游ゴシック"/>
+          <w:rFonts w:ascii="Noto Sans JP" w:cs="Noto Sans JP" w:eastAsia="Noto Sans JP" w:hAnsi="Noto Sans JP"/>
           <w:b/>
           <w:bCs/>
           <w:color w:val="1E2761"/>
@@ -2930,7 +2930,7 @@
       </w:pPr>
       <w:r>
         <w:rPr>
-          <w:rFonts w:ascii="游ゴシック" w:cs="游ゴシック" w:eastAsia="游ゴシック" w:hAnsi="游ゴシック"/>
+          <w:rFonts w:ascii="Noto Sans JP" w:cs="Noto Sans JP" w:eastAsia="Noto Sans JP" w:hAnsi="Noto Sans JP"/>
           <w:sz w:val="21"/>
           <w:szCs w:val="21"/>
         </w:rPr>
@@ -2948,7 +2948,7 @@
       </w:pPr>
       <w:r>
         <w:rPr>
-          <w:rFonts w:ascii="游ゴシック" w:cs="游ゴシック" w:eastAsia="游ゴシック" w:hAnsi="游ゴシック"/>
+          <w:rFonts w:ascii="Noto Sans JP" w:cs="Noto Sans JP" w:eastAsia="Noto Sans JP" w:hAnsi="Noto Sans JP"/>
           <w:sz w:val="21"/>
           <w:szCs w:val="21"/>
         </w:rPr>
@@ -2966,7 +2966,7 @@
       </w:pPr>
       <w:r>
         <w:rPr>
-          <w:rFonts w:ascii="游ゴシック" w:cs="游ゴシック" w:eastAsia="游ゴシック" w:hAnsi="游ゴシック"/>
+          <w:rFonts w:ascii="Noto Sans JP" w:cs="Noto Sans JP" w:eastAsia="Noto Sans JP" w:hAnsi="Noto Sans JP"/>
           <w:sz w:val="21"/>
           <w:szCs w:val="21"/>
         </w:rPr>
@@ -2984,7 +2984,7 @@
       </w:pPr>
       <w:r>
         <w:rPr>
-          <w:rFonts w:ascii="游ゴシック" w:cs="游ゴシック" w:eastAsia="游ゴシック" w:hAnsi="游ゴシック"/>
+          <w:rFonts w:ascii="Noto Sans JP" w:cs="Noto Sans JP" w:eastAsia="Noto Sans JP" w:hAnsi="Noto Sans JP"/>
           <w:sz w:val="21"/>
           <w:szCs w:val="21"/>
         </w:rPr>
@@ -3002,7 +3002,7 @@
       </w:pPr>
       <w:r>
         <w:rPr>
-          <w:rFonts w:ascii="游ゴシック" w:cs="游ゴシック" w:eastAsia="游ゴシック" w:hAnsi="游ゴシック"/>
+          <w:rFonts w:ascii="Noto Sans JP" w:cs="Noto Sans JP" w:eastAsia="Noto Sans JP" w:hAnsi="Noto Sans JP"/>
           <w:sz w:val="21"/>
           <w:szCs w:val="21"/>
         </w:rPr>
@@ -3048,7 +3048,7 @@
             </w:pPr>
             <w:r>
               <w:rPr>
-                <w:rFonts w:ascii="游ゴシック" w:cs="游ゴシック" w:eastAsia="游ゴシック" w:hAnsi="游ゴシック"/>
+                <w:rFonts w:ascii="Noto Sans JP" w:cs="Noto Sans JP" w:eastAsia="Noto Sans JP" w:hAnsi="Noto Sans JP"/>
                 <w:i/>
                 <w:iCs/>
                 <w:color w:val="777777"/>
@@ -3100,7 +3100,7 @@
             </w:pPr>
             <w:r>
               <w:rPr>
-                <w:rFonts w:ascii="游ゴシック" w:cs="游ゴシック" w:eastAsia="游ゴシック" w:hAnsi="游ゴシック"/>
+                <w:rFonts w:ascii="Noto Sans JP" w:cs="Noto Sans JP" w:eastAsia="Noto Sans JP" w:hAnsi="Noto Sans JP"/>
                 <w:i/>
                 <w:iCs/>
                 <w:color w:val="777777"/>
@@ -3120,7 +3120,7 @@
       </w:pPr>
       <w:r>
         <w:rPr>
-          <w:rFonts w:ascii="游ゴシック" w:cs="游ゴシック" w:eastAsia="游ゴシック" w:hAnsi="游ゴシック"/>
+          <w:rFonts w:ascii="Noto Sans JP" w:cs="Noto Sans JP" w:eastAsia="Noto Sans JP" w:hAnsi="Noto Sans JP"/>
           <w:i w:val="false"/>
           <w:iCs w:val="false"/>
           <w:color w:val="555555"/>
@@ -3137,7 +3137,7 @@
       </w:pPr>
       <w:r>
         <w:rPr>
-          <w:rFonts w:ascii="游ゴシック" w:cs="游ゴシック" w:eastAsia="游ゴシック" w:hAnsi="游ゴシック"/>
+          <w:rFonts w:ascii="Noto Sans JP" w:cs="Noto Sans JP" w:eastAsia="Noto Sans JP" w:hAnsi="Noto Sans JP"/>
           <w:i w:val="false"/>
           <w:iCs w:val="false"/>
           <w:color w:val="555555"/>
@@ -3167,7 +3167,7 @@
       </w:pPr>
       <w:r>
         <w:rPr>
-          <w:rFonts w:ascii="游ゴシック" w:cs="游ゴシック" w:eastAsia="游ゴシック" w:hAnsi="游ゴシック"/>
+          <w:rFonts w:ascii="Noto Sans JP" w:cs="Noto Sans JP" w:eastAsia="Noto Sans JP" w:hAnsi="Noto Sans JP"/>
           <w:b/>
           <w:bCs/>
           <w:color w:val="1E2761"/>
@@ -3183,7 +3183,7 @@
       </w:pPr>
       <w:r>
         <w:rPr>
-          <w:rFonts w:ascii="游ゴシック" w:cs="游ゴシック" w:eastAsia="游ゴシック" w:hAnsi="游ゴシック"/>
+          <w:rFonts w:ascii="Noto Sans JP" w:cs="Noto Sans JP" w:eastAsia="Noto Sans JP" w:hAnsi="Noto Sans JP"/>
           <w:b w:val="false"/>
           <w:bCs w:val="false"/>
           <w:sz w:val="21"/>
@@ -3234,7 +3234,7 @@
           <w:p>
             <w:r>
               <w:rPr>
-                <w:rFonts w:ascii="游ゴシック" w:cs="游ゴシック" w:eastAsia="游ゴシック" w:hAnsi="游ゴシック"/>
+                <w:rFonts w:ascii="Noto Sans JP" w:cs="Noto Sans JP" w:eastAsia="Noto Sans JP" w:hAnsi="Noto Sans JP"/>
                 <w:b/>
                 <w:bCs/>
                 <w:color w:val="FFFFFF"/>
@@ -3266,7 +3266,7 @@
           <w:p>
             <w:r>
               <w:rPr>
-                <w:rFonts w:ascii="游ゴシック" w:cs="游ゴシック" w:eastAsia="游ゴシック" w:hAnsi="游ゴシック"/>
+                <w:rFonts w:ascii="Noto Sans JP" w:cs="Noto Sans JP" w:eastAsia="Noto Sans JP" w:hAnsi="Noto Sans JP"/>
                 <w:b/>
                 <w:bCs/>
                 <w:color w:val="FFFFFF"/>
@@ -3298,7 +3298,7 @@
           <w:p>
             <w:r>
               <w:rPr>
-                <w:rFonts w:ascii="游ゴシック" w:cs="游ゴシック" w:eastAsia="游ゴシック" w:hAnsi="游ゴシック"/>
+                <w:rFonts w:ascii="Noto Sans JP" w:cs="Noto Sans JP" w:eastAsia="Noto Sans JP" w:hAnsi="Noto Sans JP"/>
                 <w:b/>
                 <w:bCs/>
                 <w:color w:val="FFFFFF"/>
@@ -3331,7 +3331,7 @@
           <w:p>
             <w:r>
               <w:rPr>
-                <w:rFonts w:ascii="游ゴシック" w:cs="游ゴシック" w:eastAsia="游ゴシック" w:hAnsi="游ゴシック"/>
+                <w:rFonts w:ascii="Noto Sans JP" w:cs="Noto Sans JP" w:eastAsia="Noto Sans JP" w:hAnsi="Noto Sans JP"/>
                 <w:b w:val="false"/>
                 <w:bCs w:val="false"/>
                 <w:sz w:val="20"/>
@@ -3361,7 +3361,7 @@
           <w:p>
             <w:r>
               <w:rPr>
-                <w:rFonts w:ascii="游ゴシック" w:cs="游ゴシック" w:eastAsia="游ゴシック" w:hAnsi="游ゴシック"/>
+                <w:rFonts w:ascii="Noto Sans JP" w:cs="Noto Sans JP" w:eastAsia="Noto Sans JP" w:hAnsi="Noto Sans JP"/>
                 <w:b w:val="false"/>
                 <w:bCs w:val="false"/>
                 <w:sz w:val="20"/>
@@ -3391,7 +3391,7 @@
           <w:p>
             <w:r>
               <w:rPr>
-                <w:rFonts w:ascii="游ゴシック" w:cs="游ゴシック" w:eastAsia="游ゴシック" w:hAnsi="游ゴシック"/>
+                <w:rFonts w:ascii="Noto Sans JP" w:cs="Noto Sans JP" w:eastAsia="Noto Sans JP" w:hAnsi="Noto Sans JP"/>
                 <w:b w:val="false"/>
                 <w:bCs w:val="false"/>
                 <w:sz w:val="20"/>
@@ -3424,7 +3424,7 @@
           <w:p>
             <w:r>
               <w:rPr>
-                <w:rFonts w:ascii="游ゴシック" w:cs="游ゴシック" w:eastAsia="游ゴシック" w:hAnsi="游ゴシック"/>
+                <w:rFonts w:ascii="Noto Sans JP" w:cs="Noto Sans JP" w:eastAsia="Noto Sans JP" w:hAnsi="Noto Sans JP"/>
                 <w:b w:val="false"/>
                 <w:bCs w:val="false"/>
                 <w:sz w:val="20"/>
@@ -3455,7 +3455,7 @@
           <w:p>
             <w:r>
               <w:rPr>
-                <w:rFonts w:ascii="游ゴシック" w:cs="游ゴシック" w:eastAsia="游ゴシック" w:hAnsi="游ゴシック"/>
+                <w:rFonts w:ascii="Noto Sans JP" w:cs="Noto Sans JP" w:eastAsia="Noto Sans JP" w:hAnsi="Noto Sans JP"/>
                 <w:b w:val="false"/>
                 <w:bCs w:val="false"/>
                 <w:sz w:val="20"/>
@@ -3486,7 +3486,7 @@
           <w:p>
             <w:r>
               <w:rPr>
-                <w:rFonts w:ascii="游ゴシック" w:cs="游ゴシック" w:eastAsia="游ゴシック" w:hAnsi="游ゴシック"/>
+                <w:rFonts w:ascii="Noto Sans JP" w:cs="Noto Sans JP" w:eastAsia="Noto Sans JP" w:hAnsi="Noto Sans JP"/>
                 <w:b w:val="false"/>
                 <w:bCs w:val="false"/>
                 <w:sz w:val="20"/>
@@ -3504,7 +3504,7 @@
       </w:pPr>
       <w:r>
         <w:rPr>
-          <w:rFonts w:ascii="游ゴシック" w:cs="游ゴシック" w:eastAsia="游ゴシック" w:hAnsi="游ゴシック"/>
+          <w:rFonts w:ascii="Noto Sans JP" w:cs="Noto Sans JP" w:eastAsia="Noto Sans JP" w:hAnsi="Noto Sans JP"/>
           <w:b w:val="false"/>
           <w:bCs w:val="false"/>
           <w:sz w:val="21"/>
@@ -3552,7 +3552,7 @@
             </w:pPr>
             <w:r>
               <w:rPr>
-                <w:rFonts w:ascii="游ゴシック" w:cs="游ゴシック" w:eastAsia="游ゴシック" w:hAnsi="游ゴシック"/>
+                <w:rFonts w:ascii="Noto Sans JP" w:cs="Noto Sans JP" w:eastAsia="Noto Sans JP" w:hAnsi="Noto Sans JP"/>
                 <w:i/>
                 <w:iCs/>
                 <w:color w:val="777777"/>
@@ -3585,7 +3585,7 @@
       </w:pPr>
       <w:r>
         <w:rPr>
-          <w:rFonts w:ascii="游ゴシック" w:cs="游ゴシック" w:eastAsia="游ゴシック" w:hAnsi="游ゴシック"/>
+          <w:rFonts w:ascii="Noto Sans JP" w:cs="Noto Sans JP" w:eastAsia="Noto Sans JP" w:hAnsi="Noto Sans JP"/>
           <w:b/>
           <w:bCs/>
           <w:color w:val="1E2761"/>
@@ -3601,7 +3601,7 @@
       </w:pPr>
       <w:r>
         <w:rPr>
-          <w:rFonts w:ascii="游ゴシック" w:cs="游ゴシック" w:eastAsia="游ゴシック" w:hAnsi="游ゴシック"/>
+          <w:rFonts w:ascii="Noto Sans JP" w:cs="Noto Sans JP" w:eastAsia="Noto Sans JP" w:hAnsi="Noto Sans JP"/>
           <w:b w:val="false"/>
           <w:bCs w:val="false"/>
           <w:sz w:val="21"/>
@@ -3617,7 +3617,7 @@
       </w:pPr>
       <w:r>
         <w:rPr>
-          <w:rFonts w:ascii="游ゴシック" w:cs="游ゴシック" w:eastAsia="游ゴシック" w:hAnsi="游ゴシック"/>
+          <w:rFonts w:ascii="Noto Sans JP" w:cs="Noto Sans JP" w:eastAsia="Noto Sans JP" w:hAnsi="Noto Sans JP"/>
           <w:b/>
           <w:bCs/>
           <w:color w:val="1E2761"/>
@@ -3633,7 +3633,7 @@
       </w:pPr>
       <w:r>
         <w:rPr>
-          <w:rFonts w:ascii="游ゴシック" w:cs="游ゴシック" w:eastAsia="游ゴシック" w:hAnsi="游ゴシック"/>
+          <w:rFonts w:ascii="Noto Sans JP" w:cs="Noto Sans JP" w:eastAsia="Noto Sans JP" w:hAnsi="Noto Sans JP"/>
           <w:b w:val="false"/>
           <w:bCs w:val="false"/>
           <w:sz w:val="21"/>
@@ -3683,7 +3683,7 @@
           <w:p>
             <w:r>
               <w:rPr>
-                <w:rFonts w:ascii="游ゴシック" w:cs="游ゴシック" w:eastAsia="游ゴシック" w:hAnsi="游ゴシック"/>
+                <w:rFonts w:ascii="Noto Sans JP" w:cs="Noto Sans JP" w:eastAsia="Noto Sans JP" w:hAnsi="Noto Sans JP"/>
                 <w:b/>
                 <w:bCs/>
                 <w:color w:val="FFFFFF"/>
@@ -3715,7 +3715,7 @@
           <w:p>
             <w:r>
               <w:rPr>
-                <w:rFonts w:ascii="游ゴシック" w:cs="游ゴシック" w:eastAsia="游ゴシック" w:hAnsi="游ゴシック"/>
+                <w:rFonts w:ascii="Noto Sans JP" w:cs="Noto Sans JP" w:eastAsia="Noto Sans JP" w:hAnsi="Noto Sans JP"/>
                 <w:b/>
                 <w:bCs/>
                 <w:color w:val="FFFFFF"/>
@@ -3748,7 +3748,7 @@
           <w:p>
             <w:r>
               <w:rPr>
-                <w:rFonts w:ascii="游ゴシック" w:cs="游ゴシック" w:eastAsia="游ゴシック" w:hAnsi="游ゴシック"/>
+                <w:rFonts w:ascii="Noto Sans JP" w:cs="Noto Sans JP" w:eastAsia="Noto Sans JP" w:hAnsi="Noto Sans JP"/>
                 <w:b w:val="false"/>
                 <w:bCs w:val="false"/>
                 <w:sz w:val="20"/>
@@ -3778,7 +3778,7 @@
           <w:p>
             <w:r>
               <w:rPr>
-                <w:rFonts w:ascii="游ゴシック" w:cs="游ゴシック" w:eastAsia="游ゴシック" w:hAnsi="游ゴシック"/>
+                <w:rFonts w:ascii="Noto Sans JP" w:cs="Noto Sans JP" w:eastAsia="Noto Sans JP" w:hAnsi="Noto Sans JP"/>
                 <w:b w:val="false"/>
                 <w:bCs w:val="false"/>
                 <w:sz w:val="20"/>
@@ -3811,7 +3811,7 @@
           <w:p>
             <w:r>
               <w:rPr>
-                <w:rFonts w:ascii="游ゴシック" w:cs="游ゴシック" w:eastAsia="游ゴシック" w:hAnsi="游ゴシック"/>
+                <w:rFonts w:ascii="Noto Sans JP" w:cs="Noto Sans JP" w:eastAsia="Noto Sans JP" w:hAnsi="Noto Sans JP"/>
                 <w:b w:val="false"/>
                 <w:bCs w:val="false"/>
                 <w:sz w:val="20"/>
@@ -3842,7 +3842,7 @@
           <w:p>
             <w:r>
               <w:rPr>
-                <w:rFonts w:ascii="游ゴシック" w:cs="游ゴシック" w:eastAsia="游ゴシック" w:hAnsi="游ゴシック"/>
+                <w:rFonts w:ascii="Noto Sans JP" w:cs="Noto Sans JP" w:eastAsia="Noto Sans JP" w:hAnsi="Noto Sans JP"/>
                 <w:b w:val="false"/>
                 <w:bCs w:val="false"/>
                 <w:sz w:val="20"/>
@@ -3874,7 +3874,7 @@
           <w:p>
             <w:r>
               <w:rPr>
-                <w:rFonts w:ascii="游ゴシック" w:cs="游ゴシック" w:eastAsia="游ゴシック" w:hAnsi="游ゴシック"/>
+                <w:rFonts w:ascii="Noto Sans JP" w:cs="Noto Sans JP" w:eastAsia="Noto Sans JP" w:hAnsi="Noto Sans JP"/>
                 <w:b w:val="false"/>
                 <w:bCs w:val="false"/>
                 <w:sz w:val="20"/>
@@ -3904,7 +3904,7 @@
           <w:p>
             <w:r>
               <w:rPr>
-                <w:rFonts w:ascii="游ゴシック" w:cs="游ゴシック" w:eastAsia="游ゴシック" w:hAnsi="游ゴシック"/>
+                <w:rFonts w:ascii="Noto Sans JP" w:cs="Noto Sans JP" w:eastAsia="Noto Sans JP" w:hAnsi="Noto Sans JP"/>
                 <w:b w:val="false"/>
                 <w:bCs w:val="false"/>
                 <w:sz w:val="20"/>
@@ -3937,7 +3937,7 @@
           <w:p>
             <w:r>
               <w:rPr>
-                <w:rFonts w:ascii="游ゴシック" w:cs="游ゴシック" w:eastAsia="游ゴシック" w:hAnsi="游ゴシック"/>
+                <w:rFonts w:ascii="Noto Sans JP" w:cs="Noto Sans JP" w:eastAsia="Noto Sans JP" w:hAnsi="Noto Sans JP"/>
                 <w:b w:val="false"/>
                 <w:bCs w:val="false"/>
                 <w:sz w:val="20"/>
@@ -3968,7 +3968,7 @@
           <w:p>
             <w:r>
               <w:rPr>
-                <w:rFonts w:ascii="游ゴシック" w:cs="游ゴシック" w:eastAsia="游ゴシック" w:hAnsi="游ゴシック"/>
+                <w:rFonts w:ascii="Noto Sans JP" w:cs="Noto Sans JP" w:eastAsia="Noto Sans JP" w:hAnsi="Noto Sans JP"/>
                 <w:b w:val="false"/>
                 <w:bCs w:val="false"/>
                 <w:sz w:val="20"/>
@@ -3986,7 +3986,7 @@
       </w:pPr>
       <w:r>
         <w:rPr>
-          <w:rFonts w:ascii="游ゴシック" w:cs="游ゴシック" w:eastAsia="游ゴシック" w:hAnsi="游ゴシック"/>
+          <w:rFonts w:ascii="Noto Sans JP" w:cs="Noto Sans JP" w:eastAsia="Noto Sans JP" w:hAnsi="Noto Sans JP"/>
           <w:b w:val="false"/>
           <w:bCs w:val="false"/>
           <w:sz w:val="21"/>
@@ -4006,7 +4006,7 @@
       </w:pPr>
       <w:r>
         <w:rPr>
-          <w:rFonts w:ascii="游ゴシック" w:cs="游ゴシック" w:eastAsia="游ゴシック" w:hAnsi="游ゴシック"/>
+          <w:rFonts w:ascii="Noto Sans JP" w:cs="Noto Sans JP" w:eastAsia="Noto Sans JP" w:hAnsi="Noto Sans JP"/>
           <w:sz w:val="21"/>
           <w:szCs w:val="21"/>
         </w:rPr>
@@ -4024,7 +4024,7 @@
       </w:pPr>
       <w:r>
         <w:rPr>
-          <w:rFonts w:ascii="游ゴシック" w:cs="游ゴシック" w:eastAsia="游ゴシック" w:hAnsi="游ゴシック"/>
+          <w:rFonts w:ascii="Noto Sans JP" w:cs="Noto Sans JP" w:eastAsia="Noto Sans JP" w:hAnsi="Noto Sans JP"/>
           <w:sz w:val="21"/>
           <w:szCs w:val="21"/>
         </w:rPr>
@@ -4042,7 +4042,7 @@
       </w:pPr>
       <w:r>
         <w:rPr>
-          <w:rFonts w:ascii="游ゴシック" w:cs="游ゴシック" w:eastAsia="游ゴシック" w:hAnsi="游ゴシック"/>
+          <w:rFonts w:ascii="Noto Sans JP" w:cs="Noto Sans JP" w:eastAsia="Noto Sans JP" w:hAnsi="Noto Sans JP"/>
           <w:sz w:val="21"/>
           <w:szCs w:val="21"/>
         </w:rPr>
@@ -4060,7 +4060,7 @@
       </w:pPr>
       <w:r>
         <w:rPr>
-          <w:rFonts w:ascii="游ゴシック" w:cs="游ゴシック" w:eastAsia="游ゴシック" w:hAnsi="游ゴシック"/>
+          <w:rFonts w:ascii="Noto Sans JP" w:cs="Noto Sans JP" w:eastAsia="Noto Sans JP" w:hAnsi="Noto Sans JP"/>
           <w:sz w:val="21"/>
           <w:szCs w:val="21"/>
         </w:rPr>
@@ -4106,7 +4106,7 @@
             </w:pPr>
             <w:r>
               <w:rPr>
-                <w:rFonts w:ascii="游ゴシック" w:cs="游ゴシック" w:eastAsia="游ゴシック" w:hAnsi="游ゴシック"/>
+                <w:rFonts w:ascii="Noto Sans JP" w:cs="Noto Sans JP" w:eastAsia="Noto Sans JP" w:hAnsi="Noto Sans JP"/>
                 <w:i/>
                 <w:iCs/>
                 <w:color w:val="777777"/>
@@ -4126,7 +4126,7 @@
       </w:pPr>
       <w:r>
         <w:rPr>
-          <w:rFonts w:ascii="游ゴシック" w:cs="游ゴシック" w:eastAsia="游ゴシック" w:hAnsi="游ゴシック"/>
+          <w:rFonts w:ascii="Noto Sans JP" w:cs="Noto Sans JP" w:eastAsia="Noto Sans JP" w:hAnsi="Noto Sans JP"/>
           <w:i w:val="false"/>
           <w:iCs w:val="false"/>
           <w:color w:val="555555"/>
@@ -4156,7 +4156,7 @@
       </w:pPr>
       <w:r>
         <w:rPr>
-          <w:rFonts w:ascii="游ゴシック" w:cs="游ゴシック" w:eastAsia="游ゴシック" w:hAnsi="游ゴシック"/>
+          <w:rFonts w:ascii="Noto Sans JP" w:cs="Noto Sans JP" w:eastAsia="Noto Sans JP" w:hAnsi="Noto Sans JP"/>
           <w:b/>
           <w:bCs/>
           <w:color w:val="1E2761"/>
@@ -4177,7 +4177,7 @@
       </w:pPr>
       <w:r>
         <w:rPr>
-          <w:rFonts w:ascii="游ゴシック" w:cs="游ゴシック" w:eastAsia="游ゴシック" w:hAnsi="游ゴシック"/>
+          <w:rFonts w:ascii="Noto Sans JP" w:cs="Noto Sans JP" w:eastAsia="Noto Sans JP" w:hAnsi="Noto Sans JP"/>
           <w:b/>
           <w:bCs/>
           <w:color w:val="1E2761"/>
@@ -4194,7 +4194,7 @@
       </w:pPr>
       <w:r>
         <w:rPr>
-          <w:rFonts w:ascii="游ゴシック" w:cs="游ゴシック" w:eastAsia="游ゴシック" w:hAnsi="游ゴシック"/>
+          <w:rFonts w:ascii="Noto Sans JP" w:cs="Noto Sans JP" w:eastAsia="Noto Sans JP" w:hAnsi="Noto Sans JP"/>
           <w:sz w:val="20"/>
           <w:szCs w:val="20"/>
         </w:rPr>
@@ -4212,7 +4212,7 @@
       </w:pPr>
       <w:r>
         <w:rPr>
-          <w:rFonts w:ascii="游ゴシック" w:cs="游ゴシック" w:eastAsia="游ゴシック" w:hAnsi="游ゴシック"/>
+          <w:rFonts w:ascii="Noto Sans JP" w:cs="Noto Sans JP" w:eastAsia="Noto Sans JP" w:hAnsi="Noto Sans JP"/>
           <w:b/>
           <w:bCs/>
           <w:color w:val="1E2761"/>
@@ -4229,7 +4229,7 @@
       </w:pPr>
       <w:r>
         <w:rPr>
-          <w:rFonts w:ascii="游ゴシック" w:cs="游ゴシック" w:eastAsia="游ゴシック" w:hAnsi="游ゴシック"/>
+          <w:rFonts w:ascii="Noto Sans JP" w:cs="Noto Sans JP" w:eastAsia="Noto Sans JP" w:hAnsi="Noto Sans JP"/>
           <w:sz w:val="20"/>
           <w:szCs w:val="20"/>
         </w:rPr>
@@ -4247,7 +4247,7 @@
       </w:pPr>
       <w:r>
         <w:rPr>
-          <w:rFonts w:ascii="游ゴシック" w:cs="游ゴシック" w:eastAsia="游ゴシック" w:hAnsi="游ゴシック"/>
+          <w:rFonts w:ascii="Noto Sans JP" w:cs="Noto Sans JP" w:eastAsia="Noto Sans JP" w:hAnsi="Noto Sans JP"/>
           <w:b/>
           <w:bCs/>
           <w:color w:val="1E2761"/>
@@ -4264,7 +4264,7 @@
       </w:pPr>
       <w:r>
         <w:rPr>
-          <w:rFonts w:ascii="游ゴシック" w:cs="游ゴシック" w:eastAsia="游ゴシック" w:hAnsi="游ゴシック"/>
+          <w:rFonts w:ascii="Noto Sans JP" w:cs="Noto Sans JP" w:eastAsia="Noto Sans JP" w:hAnsi="Noto Sans JP"/>
           <w:sz w:val="20"/>
           <w:szCs w:val="20"/>
         </w:rPr>
@@ -4282,7 +4282,7 @@
       </w:pPr>
       <w:r>
         <w:rPr>
-          <w:rFonts w:ascii="游ゴシック" w:cs="游ゴシック" w:eastAsia="游ゴシック" w:hAnsi="游ゴシック"/>
+          <w:rFonts w:ascii="Noto Sans JP" w:cs="Noto Sans JP" w:eastAsia="Noto Sans JP" w:hAnsi="Noto Sans JP"/>
           <w:b/>
           <w:bCs/>
           <w:color w:val="1E2761"/>
@@ -4299,7 +4299,7 @@
       </w:pPr>
       <w:r>
         <w:rPr>
-          <w:rFonts w:ascii="游ゴシック" w:cs="游ゴシック" w:eastAsia="游ゴシック" w:hAnsi="游ゴシック"/>
+          <w:rFonts w:ascii="Noto Sans JP" w:cs="Noto Sans JP" w:eastAsia="Noto Sans JP" w:hAnsi="Noto Sans JP"/>
           <w:sz w:val="20"/>
           <w:szCs w:val="20"/>
         </w:rPr>
@@ -4317,7 +4317,7 @@
       </w:pPr>
       <w:r>
         <w:rPr>
-          <w:rFonts w:ascii="游ゴシック" w:cs="游ゴシック" w:eastAsia="游ゴシック" w:hAnsi="游ゴシック"/>
+          <w:rFonts w:ascii="Noto Sans JP" w:cs="Noto Sans JP" w:eastAsia="Noto Sans JP" w:hAnsi="Noto Sans JP"/>
           <w:b/>
           <w:bCs/>
           <w:color w:val="1E2761"/>
@@ -4334,7 +4334,7 @@
       </w:pPr>
       <w:r>
         <w:rPr>
-          <w:rFonts w:ascii="游ゴシック" w:cs="游ゴシック" w:eastAsia="游ゴシック" w:hAnsi="游ゴシック"/>
+          <w:rFonts w:ascii="Noto Sans JP" w:cs="Noto Sans JP" w:eastAsia="Noto Sans JP" w:hAnsi="Noto Sans JP"/>
           <w:sz w:val="20"/>
           <w:szCs w:val="20"/>
         </w:rPr>
@@ -4402,7 +4402,7 @@
     </w:pPr>
     <w:r>
       <w:rPr>
-        <w:rFonts w:ascii="游ゴシック" w:cs="游ゴシック" w:eastAsia="游ゴシック" w:hAnsi="游ゴシック"/>
+        <w:rFonts w:ascii="Noto Sans JP" w:cs="Noto Sans JP" w:eastAsia="Noto Sans JP" w:hAnsi="Noto Sans JP"/>
         <w:color w:val="666666"/>
         <w:sz w:val="18"/>
         <w:szCs w:val="18"/>
@@ -4414,7 +4414,7 @@
     </w:r>
     <w:r>
       <w:rPr>
-        <w:rFonts w:ascii="游ゴシック" w:cs="游ゴシック" w:eastAsia="游ゴシック" w:hAnsi="游ゴシック"/>
+        <w:rFonts w:ascii="Noto Sans JP" w:cs="Noto Sans JP" w:eastAsia="Noto Sans JP" w:hAnsi="Noto Sans JP"/>
         <w:color w:val="666666"/>
         <w:sz w:val="18"/>
         <w:szCs w:val="18"/>
@@ -4423,7 +4423,7 @@
     </w:r>
     <w:r>
       <w:rPr>
-        <w:rFonts w:ascii="游ゴシック" w:cs="游ゴシック" w:eastAsia="游ゴシック" w:hAnsi="游ゴシック"/>
+        <w:rFonts w:ascii="Noto Sans JP" w:cs="Noto Sans JP" w:eastAsia="Noto Sans JP" w:hAnsi="Noto Sans JP"/>
         <w:color w:val="666666"/>
         <w:sz w:val="18"/>
         <w:szCs w:val="18"/>
@@ -4445,7 +4445,7 @@
     </w:pPr>
     <w:r>
       <w:rPr>
-        <w:rFonts w:ascii="游ゴシック" w:cs="游ゴシック" w:eastAsia="游ゴシック" w:hAnsi="游ゴシック"/>
+        <w:rFonts w:ascii="Noto Sans JP" w:cs="Noto Sans JP" w:eastAsia="Noto Sans JP" w:hAnsi="Noto Sans JP"/>
         <w:color w:val="666666"/>
         <w:sz w:val="18"/>
         <w:szCs w:val="18"/>
@@ -4457,7 +4457,7 @@
     </w:r>
     <w:r>
       <w:rPr>
-        <w:rFonts w:ascii="游ゴシック" w:cs="游ゴシック" w:eastAsia="游ゴシック" w:hAnsi="游ゴシック"/>
+        <w:rFonts w:ascii="Noto Sans JP" w:cs="Noto Sans JP" w:eastAsia="Noto Sans JP" w:hAnsi="Noto Sans JP"/>
         <w:color w:val="666666"/>
         <w:sz w:val="18"/>
         <w:szCs w:val="18"/>
@@ -4466,7 +4466,7 @@
     </w:r>
     <w:r>
       <w:rPr>
-        <w:rFonts w:ascii="游ゴシック" w:cs="游ゴシック" w:eastAsia="游ゴシック" w:hAnsi="游ゴシック"/>
+        <w:rFonts w:ascii="Noto Sans JP" w:cs="Noto Sans JP" w:eastAsia="Noto Sans JP" w:hAnsi="Noto Sans JP"/>
         <w:color w:val="666666"/>
         <w:sz w:val="18"/>
         <w:szCs w:val="18"/>
@@ -4530,7 +4530,7 @@
     </w:pPr>
     <w:r>
       <w:rPr>
-        <w:rFonts w:ascii="游ゴシック" w:cs="游ゴシック" w:eastAsia="游ゴシック" w:hAnsi="游ゴシック"/>
+        <w:rFonts w:ascii="Noto Sans JP" w:cs="Noto Sans JP" w:eastAsia="Noto Sans JP" w:hAnsi="Noto Sans JP"/>
         <w:color w:val="666666"/>
         <w:sz w:val="16"/>
         <w:szCs w:val="16"/>
@@ -4539,7 +4539,7 @@
     </w:r>
     <w:r>
       <w:rPr>
-        <w:rFonts w:ascii="游ゴシック" w:cs="游ゴシック" w:eastAsia="游ゴシック" w:hAnsi="游ゴシック"/>
+        <w:rFonts w:ascii="Noto Sans JP" w:cs="Noto Sans JP" w:eastAsia="Noto Sans JP" w:hAnsi="Noto Sans JP"/>
         <w:sz w:val="16"/>
         <w:szCs w:val="16"/>
       </w:rPr>
@@ -4547,7 +4547,7 @@
     </w:r>
     <w:r>
       <w:rPr>
-        <w:rFonts w:ascii="游ゴシック" w:cs="游ゴシック" w:eastAsia="游ゴシック" w:hAnsi="游ゴシック"/>
+        <w:rFonts w:ascii="Noto Sans JP" w:cs="Noto Sans JP" w:eastAsia="Noto Sans JP" w:hAnsi="Noto Sans JP"/>
         <w:color w:val="666666"/>
         <w:sz w:val="16"/>
         <w:szCs w:val="16"/>
@@ -4571,7 +4571,7 @@
     </w:pPr>
     <w:r>
       <w:rPr>
-        <w:rFonts w:ascii="游ゴシック" w:cs="游ゴシック" w:eastAsia="游ゴシック" w:hAnsi="游ゴシック"/>
+        <w:rFonts w:ascii="Noto Sans JP" w:cs="Noto Sans JP" w:eastAsia="Noto Sans JP" w:hAnsi="Noto Sans JP"/>
         <w:color w:val="666666"/>
         <w:sz w:val="16"/>
         <w:szCs w:val="16"/>
@@ -4580,7 +4580,7 @@
     </w:r>
     <w:r>
       <w:rPr>
-        <w:rFonts w:ascii="游ゴシック" w:cs="游ゴシック" w:eastAsia="游ゴシック" w:hAnsi="游ゴシック"/>
+        <w:rFonts w:ascii="Noto Sans JP" w:cs="Noto Sans JP" w:eastAsia="Noto Sans JP" w:hAnsi="Noto Sans JP"/>
         <w:sz w:val="16"/>
         <w:szCs w:val="16"/>
       </w:rPr>
@@ -4588,7 +4588,7 @@
     </w:r>
     <w:r>
       <w:rPr>
-        <w:rFonts w:ascii="游ゴシック" w:cs="游ゴシック" w:eastAsia="游ゴシック" w:hAnsi="游ゴシック"/>
+        <w:rFonts w:ascii="Noto Sans JP" w:cs="Noto Sans JP" w:eastAsia="Noto Sans JP" w:hAnsi="Noto Sans JP"/>
         <w:color w:val="666666"/>
         <w:sz w:val="16"/>
         <w:szCs w:val="16"/>
@@ -4696,7 +4696,7 @@
         <w:ind w:left="480" w:hanging="260"/>
       </w:pPr>
       <w:rPr>
-        <w:rFonts w:ascii="游ゴシック" w:cs="游ゴシック" w:eastAsia="游ゴシック" w:hAnsi="游ゴシック"/>
+        <w:rFonts w:ascii="Noto Sans JP" w:cs="Noto Sans JP" w:eastAsia="Noto Sans JP" w:hAnsi="Noto Sans JP"/>
         <w:color w:val="E8833A"/>
       </w:rPr>
     </w:lvl>
@@ -5030,7 +5030,7 @@
   <w:docDefaults>
     <w:rPrDefault>
       <w:rPr>
-        <w:rFonts w:ascii="游ゴシック" w:cs="游ゴシック" w:eastAsia="游ゴシック" w:hAnsi="游ゴシック"/>
+        <w:rFonts w:ascii="Noto Sans JP" w:cs="Noto Sans JP" w:eastAsia="Noto Sans JP" w:hAnsi="Noto Sans JP"/>
         <w:sz w:val="21"/>
         <w:szCs w:val="21"/>
       </w:rPr>
@@ -5217,7 +5217,7 @@
       <w:outlineLvl w:val="0"/>
     </w:pPr>
     <w:rPr>
-      <w:rFonts w:ascii="游ゴシック" w:cs="游ゴシック" w:eastAsia="游ゴシック" w:hAnsi="游ゴシック"/>
+      <w:rFonts w:ascii="Noto Sans JP" w:cs="Noto Sans JP" w:eastAsia="Noto Sans JP" w:hAnsi="Noto Sans JP"/>
       <w:b/>
       <w:bCs/>
       <w:color w:val="1E2761"/>
@@ -5234,7 +5234,7 @@
       <w:outlineLvl w:val="1"/>
     </w:pPr>
     <w:rPr>
-      <w:rFonts w:ascii="游ゴシック" w:cs="游ゴシック" w:eastAsia="游ゴシック" w:hAnsi="游ゴシック"/>
+      <w:rFonts w:ascii="Noto Sans JP" w:cs="Noto Sans JP" w:eastAsia="Noto Sans JP" w:hAnsi="Noto Sans JP"/>
       <w:b/>
       <w:bCs/>
       <w:color w:val="1E2761"/>

--- a/services/drawing-similarity-api/docs/onboarding/類似図面検索_操作ガイド.docx
+++ b/services/drawing-similarity-api/docs/onboarding/類似図面検索_操作ガイド.docx
@@ -293,6 +293,7 @@
       </w:tblGrid>
       <w:tr>
         <w:trPr>
+          <w:cantSplit/>
           <w:tblHeader/>
         </w:trPr>
         <w:tc>
@@ -425,6 +426,9 @@
         </w:tc>
       </w:tr>
       <w:tr>
+        <w:trPr>
+          <w:cantSplit/>
+        </w:trPr>
         <w:tc>
           <w:tcPr>
             <w:tcW w:type="dxa" w:w="1700"/>
@@ -547,6 +551,9 @@
         </w:tc>
       </w:tr>
       <w:tr>
+        <w:trPr>
+          <w:cantSplit/>
+        </w:trPr>
         <w:tc>
           <w:tcPr>
             <w:tcW w:type="dxa" w:w="1700"/>
@@ -673,6 +680,9 @@
         </w:tc>
       </w:tr>
       <w:tr>
+        <w:trPr>
+          <w:cantSplit/>
+        </w:trPr>
         <w:tc>
           <w:tcPr>
             <w:tcW w:type="dxa" w:w="1700"/>
@@ -795,6 +805,9 @@
         </w:tc>
       </w:tr>
       <w:tr>
+        <w:trPr>
+          <w:cantSplit/>
+        </w:trPr>
         <w:tc>
           <w:tcPr>
             <w:tcW w:type="dxa" w:w="1700"/>
@@ -921,6 +934,9 @@
         </w:tc>
       </w:tr>
       <w:tr>
+        <w:trPr>
+          <w:cantSplit/>
+        </w:trPr>
         <w:tc>
           <w:tcPr>
             <w:tcW w:type="dxa" w:w="1700"/>
@@ -1116,13 +1132,9 @@
       </w:pPr>
     </w:p>
     <w:p>
-      <w:r>
-        <w:br w:type="page"/>
-      </w:r>
-    </w:p>
-    <w:p>
       <w:pPr>
         <w:pStyle w:val="Heading1"/>
+        <w:pageBreakBefore/>
         <w:pBdr>
           <w:bottom w:val="single" w:color="1E2761" w:sz="6" w:space="4"/>
         </w:pBdr>
@@ -1455,6 +1467,7 @@
       </w:tblGrid>
       <w:tr>
         <w:trPr>
+          <w:cantSplit/>
           <w:tblHeader/>
         </w:trPr>
         <w:tc>
@@ -1523,6 +1536,9 @@
         </w:tc>
       </w:tr>
       <w:tr>
+        <w:trPr>
+          <w:cantSplit/>
+        </w:trPr>
         <w:tc>
           <w:tcPr>
             <w:tcW w:type="dxa" w:w="2600"/>
@@ -1585,6 +1601,9 @@
         </w:tc>
       </w:tr>
       <w:tr>
+        <w:trPr>
+          <w:cantSplit/>
+        </w:trPr>
         <w:tc>
           <w:tcPr>
             <w:tcW w:type="dxa" w:w="2600"/>
@@ -1649,6 +1668,9 @@
         </w:tc>
       </w:tr>
       <w:tr>
+        <w:trPr>
+          <w:cantSplit/>
+        </w:trPr>
         <w:tc>
           <w:tcPr>
             <w:tcW w:type="dxa" w:w="2600"/>
@@ -1711,6 +1733,9 @@
         </w:tc>
       </w:tr>
       <w:tr>
+        <w:trPr>
+          <w:cantSplit/>
+        </w:trPr>
         <w:tc>
           <w:tcPr>
             <w:tcW w:type="dxa" w:w="2600"/>
@@ -1775,6 +1800,9 @@
         </w:tc>
       </w:tr>
       <w:tr>
+        <w:trPr>
+          <w:cantSplit/>
+        </w:trPr>
         <w:tc>
           <w:tcPr>
             <w:tcW w:type="dxa" w:w="2600"/>
@@ -1837,6 +1865,9 @@
         </w:tc>
       </w:tr>
       <w:tr>
+        <w:trPr>
+          <w:cantSplit/>
+        </w:trPr>
         <w:tc>
           <w:tcPr>
             <w:tcW w:type="dxa" w:w="2600"/>
@@ -1901,6 +1932,9 @@
         </w:tc>
       </w:tr>
       <w:tr>
+        <w:trPr>
+          <w:cantSplit/>
+        </w:trPr>
         <w:tc>
           <w:tcPr>
             <w:tcW w:type="dxa" w:w="2600"/>
@@ -1963,6 +1997,9 @@
         </w:tc>
       </w:tr>
       <w:tr>
+        <w:trPr>
+          <w:cantSplit/>
+        </w:trPr>
         <w:tc>
           <w:tcPr>
             <w:tcW w:type="dxa" w:w="2600"/>
@@ -2027,6 +2064,9 @@
         </w:tc>
       </w:tr>
       <w:tr>
+        <w:trPr>
+          <w:cantSplit/>
+        </w:trPr>
         <w:tc>
           <w:tcPr>
             <w:tcW w:type="dxa" w:w="2600"/>
@@ -2089,6 +2129,9 @@
         </w:tc>
       </w:tr>
       <w:tr>
+        <w:trPr>
+          <w:cantSplit/>
+        </w:trPr>
         <w:tc>
           <w:tcPr>
             <w:tcW w:type="dxa" w:w="2600"/>
@@ -2153,6 +2196,9 @@
         </w:tc>
       </w:tr>
       <w:tr>
+        <w:trPr>
+          <w:cantSplit/>
+        </w:trPr>
         <w:tc>
           <w:tcPr>
             <w:tcW w:type="dxa" w:w="2600"/>
@@ -2238,13 +2284,9 @@
       </w:pPr>
     </w:p>
     <w:p>
-      <w:r>
-        <w:br w:type="page"/>
-      </w:r>
-    </w:p>
-    <w:p>
       <w:pPr>
         <w:pStyle w:val="Heading1"/>
+        <w:pageBreakBefore/>
         <w:pBdr>
           <w:bottom w:val="single" w:color="1E2761" w:sz="6" w:space="4"/>
         </w:pBdr>
@@ -2557,13 +2599,9 @@
       </w:pPr>
     </w:p>
     <w:p>
-      <w:r>
-        <w:br w:type="page"/>
-      </w:r>
-    </w:p>
-    <w:p>
       <w:pPr>
         <w:pStyle w:val="Heading1"/>
+        <w:pageBreakBefore/>
         <w:pBdr>
           <w:bottom w:val="single" w:color="1E2761" w:sz="6" w:space="4"/>
         </w:pBdr>
@@ -2615,6 +2653,7 @@
       </w:tblGrid>
       <w:tr>
         <w:trPr>
+          <w:cantSplit/>
           <w:tblHeader/>
         </w:trPr>
         <w:tc>
@@ -2715,6 +2754,9 @@
         </w:tc>
       </w:tr>
       <w:tr>
+        <w:trPr>
+          <w:cantSplit/>
+        </w:trPr>
         <w:tc>
           <w:tcPr>
             <w:tcW w:type="dxa" w:w="2200"/>
@@ -2807,6 +2849,9 @@
         </w:tc>
       </w:tr>
       <w:tr>
+        <w:trPr>
+          <w:cantSplit/>
+        </w:trPr>
         <w:tc>
           <w:tcPr>
             <w:tcW w:type="dxa" w:w="2200"/>
@@ -3153,13 +3198,9 @@
       </w:pPr>
     </w:p>
     <w:p>
-      <w:r>
-        <w:br w:type="page"/>
-      </w:r>
-    </w:p>
-    <w:p>
       <w:pPr>
         <w:pStyle w:val="Heading1"/>
+        <w:pageBreakBefore/>
         <w:pBdr>
           <w:bottom w:val="single" w:color="1E2761" w:sz="6" w:space="4"/>
         </w:pBdr>
@@ -3211,6 +3252,7 @@
       </w:tblGrid>
       <w:tr>
         <w:trPr>
+          <w:cantSplit/>
           <w:tblHeader/>
         </w:trPr>
         <w:tc>
@@ -3311,6 +3353,9 @@
         </w:tc>
       </w:tr>
       <w:tr>
+        <w:trPr>
+          <w:cantSplit/>
+        </w:trPr>
         <w:tc>
           <w:tcPr>
             <w:tcW w:type="dxa" w:w="2000"/>
@@ -3403,6 +3448,9 @@
         </w:tc>
       </w:tr>
       <w:tr>
+        <w:trPr>
+          <w:cantSplit/>
+        </w:trPr>
         <w:tc>
           <w:tcPr>
             <w:tcW w:type="dxa" w:w="2000"/>
@@ -3571,13 +3619,9 @@
       </w:pPr>
     </w:p>
     <w:p>
-      <w:r>
-        <w:br w:type="page"/>
-      </w:r>
-    </w:p>
-    <w:p>
       <w:pPr>
         <w:pStyle w:val="Heading1"/>
+        <w:pageBreakBefore/>
         <w:pBdr>
           <w:bottom w:val="single" w:color="1E2761" w:sz="6" w:space="4"/>
         </w:pBdr>
@@ -3660,6 +3704,7 @@
       </w:tblGrid>
       <w:tr>
         <w:trPr>
+          <w:cantSplit/>
           <w:tblHeader/>
         </w:trPr>
         <w:tc>
@@ -3728,6 +3773,9 @@
         </w:tc>
       </w:tr>
       <w:tr>
+        <w:trPr>
+          <w:cantSplit/>
+        </w:trPr>
         <w:tc>
           <w:tcPr>
             <w:tcW w:type="dxa" w:w="2200"/>
@@ -3790,6 +3838,9 @@
         </w:tc>
       </w:tr>
       <w:tr>
+        <w:trPr>
+          <w:cantSplit/>
+        </w:trPr>
         <w:tc>
           <w:tcPr>
             <w:tcW w:type="dxa" w:w="2200"/>
@@ -3854,6 +3905,9 @@
         </w:tc>
       </w:tr>
       <w:tr>
+        <w:trPr>
+          <w:cantSplit/>
+        </w:trPr>
         <w:tc>
           <w:tcPr>
             <w:tcW w:type="dxa" w:w="2200"/>
@@ -3916,6 +3970,9 @@
         </w:tc>
       </w:tr>
       <w:tr>
+        <w:trPr>
+          <w:cantSplit/>
+        </w:trPr>
         <w:tc>
           <w:tcPr>
             <w:tcW w:type="dxa" w:w="2200"/>
@@ -4142,13 +4199,9 @@
       </w:pPr>
     </w:p>
     <w:p>
-      <w:r>
-        <w:br w:type="page"/>
-      </w:r>
-    </w:p>
-    <w:p>
       <w:pPr>
         <w:pStyle w:val="Heading1"/>
+        <w:pageBreakBefore/>
         <w:pBdr>
           <w:bottom w:val="single" w:color="1E2761" w:sz="6" w:space="4"/>
         </w:pBdr>

--- a/services/drawing-similarity-api/docs/onboarding/類似図面検索_操作ガイド.docx
+++ b/services/drawing-similarity-api/docs/onboarding/類似図面検索_操作ガイド.docx
@@ -170,25 +170,270 @@
         <w:t xml:space="preserve">目次</w:t>
       </w:r>
     </w:p>
-    <w:sdt>
-      <w:sdtPr>
-        <w:alias w:val="目次"/>
-      </w:sdtPr>
-      <w:sdtContent>
-        <w:p>
-          <w:r>
-            <w:fldChar w:fldCharType="begin" w:dirty="true"/>
-            <w:instrText xml:space="preserve">TOC \h \o "1-2"</w:instrText>
-            <w:fldChar w:fldCharType="separate"/>
-          </w:r>
-        </w:p>
-        <w:p>
-          <w:r>
-            <w:fldChar w:fldCharType="end"/>
-          </w:r>
-        </w:p>
-      </w:sdtContent>
-    </w:sdt>
+    <w:p>
+      <w:pPr>
+        <w:tabs>
+          <w:tab w:val="right" w:pos="9028" w:leader="dot"/>
+        </w:tabs>
+        <w:spacing w:after="80"/>
+        <w:ind w:left="0"/>
+      </w:pPr>
+      <w:hyperlink w:history="1" w:anchor="s1">
+        <w:r>
+          <w:rPr>
+            <w:rFonts w:ascii="Noto Sans JP" w:cs="Noto Sans JP" w:eastAsia="Noto Sans JP" w:hAnsi="Noto Sans JP"/>
+            <w:color w:val="1A1A1A"/>
+            <w:sz w:val="21"/>
+            <w:szCs w:val="21"/>
+          </w:rPr>
+          <w:t xml:space="preserve">1. はじめに</w:t>
+          <w:tab/>
+          <w:t xml:space="preserve">3</w:t>
+        </w:r>
+      </w:hyperlink>
+    </w:p>
+    <w:p>
+      <w:pPr>
+        <w:tabs>
+          <w:tab w:val="right" w:pos="9028" w:leader="dot"/>
+        </w:tabs>
+        <w:spacing w:after="60"/>
+        <w:ind w:left="360"/>
+      </w:pPr>
+      <w:hyperlink w:history="1" w:anchor="s1-1">
+        <w:r>
+          <w:rPr>
+            <w:rFonts w:ascii="Noto Sans JP" w:cs="Noto Sans JP" w:eastAsia="Noto Sans JP" w:hAnsi="Noto Sans JP"/>
+            <w:color w:val="1A1A1A"/>
+            <w:sz w:val="20"/>
+            <w:szCs w:val="20"/>
+          </w:rPr>
+          <w:t xml:space="preserve">できること早見表</w:t>
+          <w:tab/>
+          <w:t xml:space="preserve">3</w:t>
+        </w:r>
+      </w:hyperlink>
+    </w:p>
+    <w:p>
+      <w:pPr>
+        <w:tabs>
+          <w:tab w:val="right" w:pos="9028" w:leader="dot"/>
+        </w:tabs>
+        <w:spacing w:after="80"/>
+        <w:ind w:left="0"/>
+      </w:pPr>
+      <w:hyperlink w:history="1" w:anchor="s2">
+        <w:r>
+          <w:rPr>
+            <w:rFonts w:ascii="Noto Sans JP" w:cs="Noto Sans JP" w:eastAsia="Noto Sans JP" w:hAnsi="Noto Sans JP"/>
+            <w:color w:val="1A1A1A"/>
+            <w:sz w:val="21"/>
+            <w:szCs w:val="21"/>
+          </w:rPr>
+          <w:t xml:space="preserve">2. 類似図面を検索する（詳細画面）</w:t>
+          <w:tab/>
+          <w:t xml:space="preserve">4</w:t>
+        </w:r>
+      </w:hyperlink>
+    </w:p>
+    <w:p>
+      <w:pPr>
+        <w:tabs>
+          <w:tab w:val="right" w:pos="9028" w:leader="dot"/>
+        </w:tabs>
+        <w:spacing w:after="60"/>
+        <w:ind w:left="360"/>
+      </w:pPr>
+      <w:hyperlink w:history="1" w:anchor="s2-1">
+        <w:r>
+          <w:rPr>
+            <w:rFonts w:ascii="Noto Sans JP" w:cs="Noto Sans JP" w:eastAsia="Noto Sans JP" w:hAnsi="Noto Sans JP"/>
+            <w:color w:val="1A1A1A"/>
+            <w:sz w:val="20"/>
+            <w:szCs w:val="20"/>
+          </w:rPr>
+          <w:t xml:space="preserve">2.1 結果の見方</w:t>
+          <w:tab/>
+          <w:t xml:space="preserve">4</w:t>
+        </w:r>
+      </w:hyperlink>
+    </w:p>
+    <w:p>
+      <w:pPr>
+        <w:tabs>
+          <w:tab w:val="right" w:pos="9028" w:leader="dot"/>
+        </w:tabs>
+        <w:spacing w:after="60"/>
+        <w:ind w:left="360"/>
+      </w:pPr>
+      <w:hyperlink w:history="1" w:anchor="s2-2">
+        <w:r>
+          <w:rPr>
+            <w:rFonts w:ascii="Noto Sans JP" w:cs="Noto Sans JP" w:eastAsia="Noto Sans JP" w:hAnsi="Noto Sans JP"/>
+            <w:color w:val="1A1A1A"/>
+            <w:sz w:val="20"/>
+            <w:szCs w:val="20"/>
+          </w:rPr>
+          <w:t xml:space="preserve">2.2 一致バッジの意味</w:t>
+          <w:tab/>
+          <w:t xml:space="preserve">4</w:t>
+        </w:r>
+      </w:hyperlink>
+    </w:p>
+    <w:p>
+      <w:pPr>
+        <w:tabs>
+          <w:tab w:val="right" w:pos="9028" w:leader="dot"/>
+        </w:tabs>
+        <w:spacing w:after="80"/>
+        <w:ind w:left="0"/>
+      </w:pPr>
+      <w:hyperlink w:history="1" w:anchor="s3">
+        <w:r>
+          <w:rPr>
+            <w:rFonts w:ascii="Noto Sans JP" w:cs="Noto Sans JP" w:eastAsia="Noto Sans JP" w:hAnsi="Noto Sans JP"/>
+            <w:color w:val="1A1A1A"/>
+            <w:sz w:val="21"/>
+            <w:szCs w:val="21"/>
+          </w:rPr>
+          <w:t xml:space="preserve">3. 手元の図面でその場検索（一覧画面）</w:t>
+          <w:tab/>
+          <w:t xml:space="preserve">5</w:t>
+        </w:r>
+      </w:hyperlink>
+    </w:p>
+    <w:p>
+      <w:pPr>
+        <w:tabs>
+          <w:tab w:val="right" w:pos="9028" w:leader="dot"/>
+        </w:tabs>
+        <w:spacing w:after="80"/>
+        <w:ind w:left="0"/>
+      </w:pPr>
+      <w:hyperlink w:history="1" w:anchor="s4">
+        <w:r>
+          <w:rPr>
+            <w:rFonts w:ascii="Noto Sans JP" w:cs="Noto Sans JP" w:eastAsia="Noto Sans JP" w:hAnsi="Noto Sans JP"/>
+            <w:color w:val="1A1A1A"/>
+            <w:sz w:val="21"/>
+            <w:szCs w:val="21"/>
+          </w:rPr>
+          <w:t xml:space="preserve">4. 図面を登録する</w:t>
+          <w:tab/>
+          <w:t xml:space="preserve">6</w:t>
+        </w:r>
+      </w:hyperlink>
+    </w:p>
+    <w:p>
+      <w:pPr>
+        <w:tabs>
+          <w:tab w:val="right" w:pos="9028" w:leader="dot"/>
+        </w:tabs>
+        <w:spacing w:after="60"/>
+        <w:ind w:left="360"/>
+      </w:pPr>
+      <w:hyperlink w:history="1" w:anchor="s4-1">
+        <w:r>
+          <w:rPr>
+            <w:rFonts w:ascii="Noto Sans JP" w:cs="Noto Sans JP" w:eastAsia="Noto Sans JP" w:hAnsi="Noto Sans JP"/>
+            <w:color w:val="1A1A1A"/>
+            <w:sz w:val="20"/>
+            <w:szCs w:val="20"/>
+          </w:rPr>
+          <w:t xml:space="preserve">4.1 登録の流れ</w:t>
+          <w:tab/>
+          <w:t xml:space="preserve">6</w:t>
+        </w:r>
+      </w:hyperlink>
+    </w:p>
+    <w:p>
+      <w:pPr>
+        <w:tabs>
+          <w:tab w:val="right" w:pos="9028" w:leader="dot"/>
+        </w:tabs>
+        <w:spacing w:after="80"/>
+        <w:ind w:left="0"/>
+      </w:pPr>
+      <w:hyperlink w:history="1" w:anchor="s5">
+        <w:r>
+          <w:rPr>
+            <w:rFonts w:ascii="Noto Sans JP" w:cs="Noto Sans JP" w:eastAsia="Noto Sans JP" w:hAnsi="Noto Sans JP"/>
+            <w:color w:val="1A1A1A"/>
+            <w:sz w:val="21"/>
+            <w:szCs w:val="21"/>
+          </w:rPr>
+          <w:t xml:space="preserve">5. タグを使う</w:t>
+          <w:tab/>
+          <w:t xml:space="preserve">7</w:t>
+        </w:r>
+      </w:hyperlink>
+    </w:p>
+    <w:p>
+      <w:pPr>
+        <w:tabs>
+          <w:tab w:val="right" w:pos="9028" w:leader="dot"/>
+        </w:tabs>
+        <w:spacing w:after="80"/>
+        <w:ind w:left="0"/>
+      </w:pPr>
+      <w:hyperlink w:history="1" w:anchor="s6">
+        <w:r>
+          <w:rPr>
+            <w:rFonts w:ascii="Noto Sans JP" w:cs="Noto Sans JP" w:eastAsia="Noto Sans JP" w:hAnsi="Noto Sans JP"/>
+            <w:color w:val="1A1A1A"/>
+            <w:sz w:val="21"/>
+            <w:szCs w:val="21"/>
+          </w:rPr>
+          <w:t xml:space="preserve">6. 管理メニュー（管理者・リーダー向け）</w:t>
+          <w:tab/>
+          <w:t xml:space="preserve">8</w:t>
+        </w:r>
+      </w:hyperlink>
+    </w:p>
+    <w:p>
+      <w:pPr>
+        <w:tabs>
+          <w:tab w:val="right" w:pos="9028" w:leader="dot"/>
+        </w:tabs>
+        <w:spacing w:after="60"/>
+        <w:ind w:left="360"/>
+      </w:pPr>
+      <w:hyperlink w:history="1" w:anchor="s6-1">
+        <w:r>
+          <w:rPr>
+            <w:rFonts w:ascii="Noto Sans JP" w:cs="Noto Sans JP" w:eastAsia="Noto Sans JP" w:hAnsi="Noto Sans JP"/>
+            <w:color w:val="1A1A1A"/>
+            <w:sz w:val="20"/>
+            <w:szCs w:val="20"/>
+          </w:rPr>
+          <w:t xml:space="preserve">6.1 インデックス状況チェック</w:t>
+          <w:tab/>
+          <w:t xml:space="preserve">8</w:t>
+        </w:r>
+      </w:hyperlink>
+    </w:p>
+    <w:p>
+      <w:pPr>
+        <w:tabs>
+          <w:tab w:val="right" w:pos="9028" w:leader="dot"/>
+        </w:tabs>
+        <w:spacing w:after="80"/>
+        <w:ind w:left="0"/>
+      </w:pPr>
+      <w:hyperlink w:history="1" w:anchor="s7">
+        <w:r>
+          <w:rPr>
+            <w:rFonts w:ascii="Noto Sans JP" w:cs="Noto Sans JP" w:eastAsia="Noto Sans JP" w:hAnsi="Noto Sans JP"/>
+            <w:color w:val="1A1A1A"/>
+            <w:sz w:val="21"/>
+            <w:szCs w:val="21"/>
+          </w:rPr>
+          <w:t xml:space="preserve">7. よくある質問</w:t>
+          <w:tab/>
+          <w:t xml:space="preserve">9</w:t>
+        </w:r>
+      </w:hyperlink>
+    </w:p>
     <w:p>
       <w:r>
         <w:br w:type="page"/>
@@ -214,6 +459,7 @@
         </w:pBdr>
         <w:spacing w:after="160" w:before="320"/>
       </w:pPr>
+      <w:bookmarkStart w:name="s1" w:id="1"/>
       <w:r>
         <w:rPr>
           <w:rFonts w:ascii="Noto Sans JP" w:cs="Noto Sans JP" w:eastAsia="Noto Sans JP" w:hAnsi="Noto Sans JP"/>
@@ -225,6 +471,7 @@
         </w:rPr>
         <w:t xml:space="preserve">1. はじめに</w:t>
       </w:r>
+      <w:bookmarkEnd w:id="1"/>
     </w:p>
     <w:p>
       <w:pPr>
@@ -261,6 +508,7 @@
         <w:pStyle w:val="Heading2"/>
         <w:spacing w:after="120" w:before="260"/>
       </w:pPr>
+      <w:bookmarkStart w:name="s1-1" w:id="2"/>
       <w:r>
         <w:rPr>
           <w:rFonts w:ascii="Noto Sans JP" w:cs="Noto Sans JP" w:eastAsia="Noto Sans JP" w:hAnsi="Noto Sans JP"/>
@@ -272,6 +520,7 @@
         </w:rPr>
         <w:t xml:space="preserve">できること早見表</w:t>
       </w:r>
+      <w:bookmarkEnd w:id="2"/>
     </w:p>
     <w:tbl>
       <w:tblPr>
@@ -1140,6 +1389,7 @@
         </w:pBdr>
         <w:spacing w:after="160" w:before="320"/>
       </w:pPr>
+      <w:bookmarkStart w:name="s2" w:id="3"/>
       <w:r>
         <w:rPr>
           <w:rFonts w:ascii="Noto Sans JP" w:cs="Noto Sans JP" w:eastAsia="Noto Sans JP" w:hAnsi="Noto Sans JP"/>
@@ -1151,6 +1401,7 @@
         </w:rPr>
         <w:t xml:space="preserve">2. 類似図面を検索する（詳細画面）</w:t>
       </w:r>
+      <w:bookmarkEnd w:id="3"/>
     </w:p>
     <w:p>
       <w:pPr>
@@ -1330,6 +1581,7 @@
         <w:pStyle w:val="Heading2"/>
         <w:spacing w:after="120" w:before="260"/>
       </w:pPr>
+      <w:bookmarkStart w:name="s2-1" w:id="4"/>
       <w:r>
         <w:rPr>
           <w:rFonts w:ascii="Noto Sans JP" w:cs="Noto Sans JP" w:eastAsia="Noto Sans JP" w:hAnsi="Noto Sans JP"/>
@@ -1341,6 +1593,7 @@
         </w:rPr>
         <w:t xml:space="preserve">2.1 結果の見方</w:t>
       </w:r>
+      <w:bookmarkEnd w:id="4"/>
     </w:p>
     <w:p>
       <w:pPr>
@@ -1437,6 +1690,7 @@
         <w:pStyle w:val="Heading2"/>
         <w:spacing w:after="120" w:before="260"/>
       </w:pPr>
+      <w:bookmarkStart w:name="s2-2" w:id="5"/>
       <w:r>
         <w:rPr>
           <w:rFonts w:ascii="Noto Sans JP" w:cs="Noto Sans JP" w:eastAsia="Noto Sans JP" w:hAnsi="Noto Sans JP"/>
@@ -1448,6 +1702,7 @@
         </w:rPr>
         <w:t xml:space="preserve">2.2 一致バッジの意味</w:t>
       </w:r>
+      <w:bookmarkEnd w:id="5"/>
     </w:p>
     <w:tbl>
       <w:tblPr>
@@ -2292,6 +2547,7 @@
         </w:pBdr>
         <w:spacing w:after="160" w:before="320"/>
       </w:pPr>
+      <w:bookmarkStart w:name="s3" w:id="6"/>
       <w:r>
         <w:rPr>
           <w:rFonts w:ascii="Noto Sans JP" w:cs="Noto Sans JP" w:eastAsia="Noto Sans JP" w:hAnsi="Noto Sans JP"/>
@@ -2303,6 +2559,7 @@
         </w:rPr>
         <w:t xml:space="preserve">3. 手元の図面でその場検索（一覧画面）</w:t>
       </w:r>
+      <w:bookmarkEnd w:id="6"/>
     </w:p>
     <w:p>
       <w:pPr>
@@ -2607,6 +2864,7 @@
         </w:pBdr>
         <w:spacing w:after="160" w:before="320"/>
       </w:pPr>
+      <w:bookmarkStart w:name="s4" w:id="7"/>
       <w:r>
         <w:rPr>
           <w:rFonts w:ascii="Noto Sans JP" w:cs="Noto Sans JP" w:eastAsia="Noto Sans JP" w:hAnsi="Noto Sans JP"/>
@@ -2618,6 +2876,7 @@
         </w:rPr>
         <w:t xml:space="preserve">4. 図面を登録する</w:t>
       </w:r>
+      <w:bookmarkEnd w:id="7"/>
     </w:p>
     <w:p>
       <w:pPr>
@@ -2952,6 +3211,7 @@
         <w:pStyle w:val="Heading2"/>
         <w:spacing w:after="120" w:before="260"/>
       </w:pPr>
+      <w:bookmarkStart w:name="s4-1" w:id="8"/>
       <w:r>
         <w:rPr>
           <w:rFonts w:ascii="Noto Sans JP" w:cs="Noto Sans JP" w:eastAsia="Noto Sans JP" w:hAnsi="Noto Sans JP"/>
@@ -2963,6 +3223,7 @@
         </w:rPr>
         <w:t xml:space="preserve">4.1 登録の流れ</w:t>
       </w:r>
+      <w:bookmarkEnd w:id="8"/>
     </w:p>
     <w:p>
       <w:pPr>
@@ -3206,6 +3467,7 @@
         </w:pBdr>
         <w:spacing w:after="160" w:before="320"/>
       </w:pPr>
+      <w:bookmarkStart w:name="s5" w:id="9"/>
       <w:r>
         <w:rPr>
           <w:rFonts w:ascii="Noto Sans JP" w:cs="Noto Sans JP" w:eastAsia="Noto Sans JP" w:hAnsi="Noto Sans JP"/>
@@ -3217,6 +3479,7 @@
         </w:rPr>
         <w:t xml:space="preserve">5. タグを使う</w:t>
       </w:r>
+      <w:bookmarkEnd w:id="9"/>
     </w:p>
     <w:p>
       <w:pPr>
@@ -3627,6 +3890,7 @@
         </w:pBdr>
         <w:spacing w:after="160" w:before="320"/>
       </w:pPr>
+      <w:bookmarkStart w:name="s6" w:id="10"/>
       <w:r>
         <w:rPr>
           <w:rFonts w:ascii="Noto Sans JP" w:cs="Noto Sans JP" w:eastAsia="Noto Sans JP" w:hAnsi="Noto Sans JP"/>
@@ -3638,6 +3902,7 @@
         </w:rPr>
         <w:t xml:space="preserve">6. 管理メニュー（管理者・リーダー向け）</w:t>
       </w:r>
+      <w:bookmarkEnd w:id="10"/>
     </w:p>
     <w:p>
       <w:pPr>
@@ -3659,6 +3924,7 @@
         <w:pStyle w:val="Heading2"/>
         <w:spacing w:after="120" w:before="260"/>
       </w:pPr>
+      <w:bookmarkStart w:name="s6-1" w:id="11"/>
       <w:r>
         <w:rPr>
           <w:rFonts w:ascii="Noto Sans JP" w:cs="Noto Sans JP" w:eastAsia="Noto Sans JP" w:hAnsi="Noto Sans JP"/>
@@ -3670,6 +3936,7 @@
         </w:rPr>
         <w:t xml:space="preserve">6.1 インデックス状況チェック</w:t>
       </w:r>
+      <w:bookmarkEnd w:id="11"/>
     </w:p>
     <w:p>
       <w:pPr>
@@ -4207,6 +4474,7 @@
         </w:pBdr>
         <w:spacing w:after="160" w:before="320"/>
       </w:pPr>
+      <w:bookmarkStart w:name="s7" w:id="12"/>
       <w:r>
         <w:rPr>
           <w:rFonts w:ascii="Noto Sans JP" w:cs="Noto Sans JP" w:eastAsia="Noto Sans JP" w:hAnsi="Noto Sans JP"/>
@@ -4218,6 +4486,7 @@
         </w:rPr>
         <w:t xml:space="preserve">7. よくある質問</w:t>
       </w:r>
+      <w:bookmarkEnd w:id="12"/>
     </w:p>
     <w:p>
       <w:pPr>
